--- a/Information Security/8.docx
+++ b/Information Security/8.docx
@@ -5699,47 +5699,42 @@
     <w:p>
       <w:pPr>
         <w:pStyle w:val="NormalWeb"/>
+      </w:pPr>
+      <w:r>
         <w:rPr>
           <w:b/>
           <w:bCs/>
           <w:highlight w:val="yellow"/>
         </w:rPr>
-      </w:pPr>
+        <w:t>Question:</w:t>
+      </w:r>
       <w:r>
         <w:rPr>
           <w:b/>
           <w:bCs/>
+        </w:rPr>
+        <w:t xml:space="preserve"> </w:t>
+      </w:r>
+      <w:r>
+        <w:rPr>
+          <w:b/>
+        </w:rPr>
+        <w:t>What is an Elliptic Curve?</w:t>
+      </w:r>
+      <w:r>
+        <w:br/>
+      </w:r>
+      <w:r>
+        <w:br/>
+      </w:r>
+      <w:r>
+        <w:rPr>
           <w:highlight w:val="yellow"/>
         </w:rPr>
-        <w:t>Question:</w:t>
-      </w:r>
-      <w:r>
-        <w:rPr>
-          <w:b/>
-          <w:bCs/>
-        </w:rPr>
-        <w:t xml:space="preserve"> </w:t>
-      </w:r>
-      <w:r>
-        <w:t>What is an Elliptic Curve?</w:t>
-      </w:r>
-      <w:r>
-        <w:br/>
-      </w:r>
-      <w:r>
-        <w:br/>
-      </w:r>
-      <w:r>
-        <w:rPr>
-          <w:highlight w:val="yellow"/>
-        </w:rPr>
         <w:t>Answer:</w:t>
       </w:r>
       <w:r>
-        <w:t xml:space="preserve"> </w:t>
-      </w:r>
-      <w:r>
-        <w:t xml:space="preserve">An elliptic curve E is the graph of an equation of the form y 2 = x3 + ax + b </w:t>
+        <w:t xml:space="preserve"> An elliptic curve E is the graph of an equation of the form y 2 = x3 + ax + b </w:t>
       </w:r>
       <w:r>
         <w:rPr>
@@ -5748,12 +5743,7 @@
         <w:t>❑</w:t>
       </w:r>
       <w:r>
-        <w:t xml:space="preserve"> Also </w:t>
-      </w:r>
-      <w:bookmarkStart w:id="0" w:name="_GoBack"/>
-      <w:bookmarkEnd w:id="0"/>
-      <w:r>
-        <w:t>includes a “point at infinity”</w:t>
+        <w:t xml:space="preserve"> Also includes a “point at infinity”</w:t>
       </w:r>
       <w:r>
         <w:br/>
@@ -5817,90 +5807,195 @@
           <w:bCs/>
           <w:highlight w:val="yellow"/>
         </w:rPr>
-        <w:br/>
-      </w:r>
+        <w:t>Question</w:t>
+      </w:r>
+      <w:r>
+        <w:rPr>
+          <w:b/>
+          <w:bCs/>
+        </w:rPr>
+        <w:t>:</w:t>
+      </w:r>
+      <w:r>
+        <w:t xml:space="preserve"> What </w:t>
+      </w:r>
+      <w:r>
+        <w:t>Man-in-the-Middle (MITM) Attack</w:t>
+      </w:r>
+      <w:r>
+        <w:br/>
+      </w:r>
+      <w:r>
+        <w:rPr>
+          <w:highlight w:val="yellow"/>
+        </w:rPr>
+        <w:t>Answer:</w:t>
+      </w:r>
+      <w:r>
+        <w:t xml:space="preserve"> </w:t>
+      </w:r>
+      <w:r>
+        <w:t xml:space="preserve">A Man-in-the-Middle (MITM) attack is a type of security attack in which an attacker secretly intercepts, relays, and possibly alters the communication between two parties who believe they are communicating directly with each other </w:t>
+      </w:r>
+      <w:r>
+        <w:rPr>
+          <w:rFonts w:ascii="Segoe UI Symbol" w:hAnsi="Segoe UI Symbol" w:cs="Segoe UI Symbol"/>
+        </w:rPr>
+        <w:t>❑</w:t>
+      </w:r>
+      <w:r>
+        <w:t xml:space="preserve"> In simple terms: o Alice thinks she is talking to Bob. o Bob thinks he is talking to Alice. o </w:t>
+      </w:r>
+      <w:proofErr w:type="gramStart"/>
+      <w:r>
+        <w:t>But</w:t>
+      </w:r>
+      <w:proofErr w:type="gramEnd"/>
+      <w:r>
+        <w:t xml:space="preserve"> Trudy (the attacker) is silently sitting in between</w:t>
+      </w:r>
+    </w:p>
+    <w:p>
+      <w:pPr>
+        <w:pStyle w:val="NormalWeb"/>
+      </w:pPr>
       <w:r>
         <w:rPr>
           <w:b/>
           <w:bCs/>
           <w:highlight w:val="yellow"/>
         </w:rPr>
-        <w:t>Question:</w:t>
-      </w:r>
-      <w:r>
-        <w:t xml:space="preserve"> What is the primary purpose of the </w:t>
-      </w:r>
-      <w:proofErr w:type="spellStart"/>
-      <w:r>
-        <w:t>Diffie</w:t>
-      </w:r>
-      <w:proofErr w:type="spellEnd"/>
-      <w:r>
-        <w:t>-Hellman (DH) algorithm? Can it be used for encryption or digital signatures?</w:t>
-      </w:r>
-    </w:p>
-    <w:p>
-      <w:pPr>
-        <w:pStyle w:val="NormalWeb"/>
-      </w:pPr>
+        <w:lastRenderedPageBreak/>
+        <w:t>Question</w:t>
+      </w:r>
+      <w:r>
+        <w:rPr>
+          <w:b/>
+          <w:bCs/>
+        </w:rPr>
+        <w:t>:</w:t>
+      </w:r>
+      <w:r>
+        <w:t xml:space="preserve"> Why MITM Attacks Are Dangerous</w:t>
+      </w:r>
+      <w:r>
+        <w:br/>
+      </w:r>
+      <w:r>
+        <w:rPr>
+          <w:highlight w:val="yellow"/>
+        </w:rPr>
+        <w:t>Answer:</w:t>
+      </w:r>
+      <w:r>
+        <w:t xml:space="preserve"> </w:t>
+      </w:r>
+      <w:r>
+        <w:t xml:space="preserve">MITM attacks can violate all three pillars of security: </w:t>
+      </w:r>
+      <w:r>
+        <w:br/>
+      </w:r>
+      <w:r>
+        <w:rPr>
+          <w:b/>
+        </w:rPr>
+        <w:t>Security Property</w:t>
+      </w:r>
+      <w:r>
+        <w:rPr>
+          <w:b/>
+        </w:rPr>
+        <w:t>:</w:t>
+      </w:r>
+      <w:r>
+        <w:t xml:space="preserve"> How MITM Breaks It</w:t>
+      </w:r>
+      <w:r>
+        <w:t>.</w:t>
+      </w:r>
+      <w:r>
+        <w:br/>
+      </w:r>
+      <w:r>
+        <w:rPr>
+          <w:b/>
+        </w:rPr>
+        <w:t>Confidentiality</w:t>
+      </w:r>
+      <w:r>
+        <w:t xml:space="preserve">: </w:t>
+      </w:r>
+      <w:r>
+        <w:t>Attacker reads sensitive data</w:t>
+      </w:r>
+      <w:r>
+        <w:t>.</w:t>
+      </w:r>
+      <w:r>
+        <w:br/>
+      </w:r>
+      <w:r>
+        <w:rPr>
+          <w:b/>
+        </w:rPr>
+        <w:t>Integrity</w:t>
+      </w:r>
+      <w:r>
+        <w:rPr>
+          <w:b/>
+        </w:rPr>
+        <w:t>:</w:t>
+      </w:r>
+      <w:r>
+        <w:t xml:space="preserve"> </w:t>
+      </w:r>
+      <w:r>
+        <w:t>Attacker alters messages</w:t>
+      </w:r>
+      <w:r>
+        <w:t>.</w:t>
+      </w:r>
+      <w:r>
+        <w:br/>
+      </w:r>
+      <w:r>
+        <w:rPr>
+          <w:b/>
+        </w:rPr>
+        <w:t>Authentication:</w:t>
+      </w:r>
+      <w:r>
+        <w:rPr>
+          <w:b/>
+        </w:rPr>
+        <w:t xml:space="preserve"> </w:t>
+      </w:r>
+      <w:r>
+        <w:t>Attacker impersonates users</w:t>
+      </w:r>
       <w:r>
         <w:rPr>
           <w:b/>
           <w:bCs/>
           <w:highlight w:val="yellow"/>
         </w:rPr>
-        <w:t>Answer:</w:t>
-      </w:r>
-      <w:r>
-        <w:t xml:space="preserve"> The purpose of DH is </w:t>
-      </w:r>
-      <w:r>
-        <w:rPr>
-          <w:b/>
-          <w:bCs/>
-        </w:rPr>
-        <w:t>Key Exchange</w:t>
-      </w:r>
-      <w:r>
-        <w:t xml:space="preserve">—to establish a shared symmetric key over an insecure channel. It is </w:t>
-      </w:r>
-      <w:r>
-        <w:rPr>
-          <w:b/>
-          <w:bCs/>
-        </w:rPr>
-        <w:t>not</w:t>
-      </w:r>
-      <w:r>
-        <w:t xml:space="preserve"> designed for encryption or digital signing.</w:t>
-      </w:r>
-    </w:p>
-    <w:p>
-      <w:pPr>
-        <w:pStyle w:val="NormalWeb"/>
-      </w:pPr>
+        <w:br/>
+      </w:r>
       <w:r>
         <w:rPr>
           <w:b/>
           <w:bCs/>
           <w:highlight w:val="yellow"/>
         </w:rPr>
-        <w:lastRenderedPageBreak/>
-        <w:t>Question:</w:t>
-      </w:r>
-      <w:r>
-        <w:t xml:space="preserve"> What mathematical problem is the security of </w:t>
-      </w:r>
-      <w:proofErr w:type="spellStart"/>
-      <w:r>
-        <w:t>Diffie</w:t>
-      </w:r>
-      <w:proofErr w:type="spellEnd"/>
-      <w:r>
-        <w:t>-Hellman based on?</w:t>
-      </w:r>
-      <w:r>
-        <w:br/>
+        <w:br/>
+        <w:t xml:space="preserve">Question: </w:t>
+      </w:r>
+      <w:r>
+        <w:t>Common Types of MITM Attacks</w:t>
+      </w:r>
+      <w:r>
+        <w:t>.</w:t>
       </w:r>
       <w:r>
         <w:br/>
@@ -5914,12 +6009,252 @@
         <w:t>Answer:</w:t>
       </w:r>
       <w:r>
-        <w:t xml:space="preserve"> It is based on the </w:t>
-      </w:r>
-      <w:r>
         <w:rPr>
           <w:b/>
           <w:bCs/>
+          <w:highlight w:val="yellow"/>
+        </w:rPr>
+        <w:t xml:space="preserve"> </w:t>
+      </w:r>
+      <w:r>
+        <w:rPr>
+          <w:b/>
+          <w:bCs/>
+        </w:rPr>
+        <w:br/>
+      </w:r>
+      <w:r>
+        <w:rPr>
+          <w:rFonts w:ascii="Segoe UI Symbol" w:hAnsi="Segoe UI Symbol" w:cs="Segoe UI Symbol"/>
+        </w:rPr>
+        <w:t>❑</w:t>
+      </w:r>
+      <w:r>
+        <w:t xml:space="preserve"> Passive MITM </w:t>
+      </w:r>
+      <w:r>
+        <w:br/>
+        <w:t xml:space="preserve">       </w:t>
+      </w:r>
+      <w:r>
+        <w:t xml:space="preserve">o Attacker only listens. </w:t>
+      </w:r>
+      <w:r>
+        <w:br/>
+        <w:t xml:space="preserve">       </w:t>
+      </w:r>
+      <w:r>
+        <w:t xml:space="preserve">o No modification. </w:t>
+      </w:r>
+      <w:r>
+        <w:br/>
+        <w:t xml:space="preserve">       </w:t>
+      </w:r>
+      <w:r>
+        <w:t xml:space="preserve">o Hard to detect. </w:t>
+      </w:r>
+      <w:r>
+        <w:br/>
+      </w:r>
+      <w:r>
+        <w:rPr>
+          <w:rFonts w:ascii="Segoe UI Symbol" w:hAnsi="Segoe UI Symbol" w:cs="Segoe UI Symbol"/>
+        </w:rPr>
+        <w:t>❑</w:t>
+      </w:r>
+      <w:r>
+        <w:t xml:space="preserve"> Active MITM </w:t>
+      </w:r>
+      <w:r>
+        <w:br/>
+        <w:t xml:space="preserve">       </w:t>
+      </w:r>
+      <w:r>
+        <w:t xml:space="preserve">o Attacker modifies messages. </w:t>
+      </w:r>
+      <w:r>
+        <w:br/>
+        <w:t xml:space="preserve">       </w:t>
+      </w:r>
+      <w:r>
+        <w:t xml:space="preserve">o Can inject fake data. </w:t>
+      </w:r>
+      <w:r>
+        <w:br/>
+        <w:t xml:space="preserve">       </w:t>
+      </w:r>
+      <w:r>
+        <w:t>o More destructive.</w:t>
+      </w:r>
+    </w:p>
+    <w:p>
+      <w:pPr>
+        <w:pStyle w:val="NormalWeb"/>
+        <w:rPr>
+          <w:b/>
+          <w:bCs/>
+          <w:highlight w:val="yellow"/>
+        </w:rPr>
+      </w:pPr>
+      <w:r>
+        <w:rPr>
+          <w:b/>
+          <w:highlight w:val="yellow"/>
+        </w:rPr>
+        <w:t>Question:</w:t>
+      </w:r>
+      <w:r>
+        <w:rPr>
+          <w:b/>
+        </w:rPr>
+        <w:t xml:space="preserve"> </w:t>
+      </w:r>
+      <w:r>
+        <w:rPr>
+          <w:b/>
+        </w:rPr>
+        <w:t>How to Prevent MITM Attacks</w:t>
+      </w:r>
+      <w:r>
+        <w:rPr>
+          <w:b/>
+        </w:rPr>
+        <w:br/>
+      </w:r>
+      <w:r>
+        <w:rPr>
+          <w:b/>
+          <w:bCs/>
+          <w:highlight w:val="yellow"/>
+        </w:rPr>
+        <w:t>Answer:</w:t>
+      </w:r>
+      <w:r>
+        <w:rPr>
+          <w:b/>
+          <w:bCs/>
+          <w:highlight w:val="yellow"/>
+        </w:rPr>
+        <w:br/>
+      </w:r>
+      <w:bookmarkStart w:id="0" w:name="_GoBack"/>
+      <w:bookmarkEnd w:id="0"/>
+      <w:r>
+        <w:rPr>
+          <w:b/>
+          <w:bCs/>
+          <w:highlight w:val="yellow"/>
+        </w:rPr>
+        <w:br/>
+      </w:r>
+      <w:r>
+        <w:rPr>
+          <w:b/>
+          <w:bCs/>
+          <w:highlight w:val="yellow"/>
+        </w:rPr>
+        <w:br/>
+      </w:r>
+      <w:r>
+        <w:rPr>
+          <w:b/>
+          <w:bCs/>
+          <w:highlight w:val="yellow"/>
+        </w:rPr>
+        <w:t>Question:</w:t>
+      </w:r>
+      <w:r>
+        <w:t xml:space="preserve"> What is the primary purpose of the </w:t>
+      </w:r>
+      <w:proofErr w:type="spellStart"/>
+      <w:r>
+        <w:t>Diffie</w:t>
+      </w:r>
+      <w:proofErr w:type="spellEnd"/>
+      <w:r>
+        <w:t>-Hellman (DH) algorithm? Can it be used for encryption or digital signatures?</w:t>
+      </w:r>
+    </w:p>
+    <w:p>
+      <w:pPr>
+        <w:pStyle w:val="NormalWeb"/>
+      </w:pPr>
+      <w:r>
+        <w:rPr>
+          <w:b/>
+          <w:bCs/>
+          <w:highlight w:val="yellow"/>
+        </w:rPr>
+        <w:t>Answer:</w:t>
+      </w:r>
+      <w:r>
+        <w:t xml:space="preserve"> The purpose of DH is </w:t>
+      </w:r>
+      <w:r>
+        <w:rPr>
+          <w:b/>
+          <w:bCs/>
+        </w:rPr>
+        <w:t>Key Exchange</w:t>
+      </w:r>
+      <w:r>
+        <w:t xml:space="preserve">—to establish a shared symmetric key over an insecure channel. It is </w:t>
+      </w:r>
+      <w:r>
+        <w:rPr>
+          <w:b/>
+          <w:bCs/>
+        </w:rPr>
+        <w:t>not</w:t>
+      </w:r>
+      <w:r>
+        <w:t xml:space="preserve"> designed for encryption or digital signing.</w:t>
+      </w:r>
+    </w:p>
+    <w:p>
+      <w:pPr>
+        <w:pStyle w:val="NormalWeb"/>
+      </w:pPr>
+      <w:r>
+        <w:rPr>
+          <w:b/>
+          <w:bCs/>
+          <w:highlight w:val="yellow"/>
+        </w:rPr>
+        <w:t>Question:</w:t>
+      </w:r>
+      <w:r>
+        <w:t xml:space="preserve"> What mathematical problem is the security of </w:t>
+      </w:r>
+      <w:proofErr w:type="spellStart"/>
+      <w:r>
+        <w:t>Diffie</w:t>
+      </w:r>
+      <w:proofErr w:type="spellEnd"/>
+      <w:r>
+        <w:t>-Hellman based on?</w:t>
+      </w:r>
+      <w:r>
+        <w:br/>
+      </w:r>
+      <w:r>
+        <w:br/>
+      </w:r>
+      <w:r>
+        <w:rPr>
+          <w:b/>
+          <w:bCs/>
+          <w:highlight w:val="yellow"/>
+        </w:rPr>
+        <w:t>Answer:</w:t>
+      </w:r>
+      <w:r>
+        <w:t xml:space="preserve"> It is based on the </w:t>
+      </w:r>
+      <w:r>
+        <w:rPr>
+          <w:b/>
+          <w:bCs/>
         </w:rPr>
         <w:t>Discrete Logarithm Problem</w:t>
       </w:r>
@@ -5945,25 +6280,7 @@
         <w:rPr>
           <w:rStyle w:val="math-inline"/>
         </w:rPr>
-        <w:t xml:space="preserve"> </w:t>
-      </w:r>
-      <w:r>
-        <w:rPr>
-          <w:rStyle w:val="math-inline"/>
-        </w:rPr>
-        <w:t>(</w:t>
-      </w:r>
-      <w:r>
-        <w:rPr>
-          <w:rStyle w:val="math-inline"/>
-        </w:rPr>
-        <w:t>mod p</w:t>
-      </w:r>
-      <w:r>
-        <w:rPr>
-          <w:rStyle w:val="math-inline"/>
-        </w:rPr>
-        <w:t>)</w:t>
+        <w:t xml:space="preserve"> (mod p)</w:t>
       </w:r>
       <w:r>
         <w:t xml:space="preserve">, it is computationally hard to find the exponent </w:t>
@@ -7907,7 +8224,7 @@
 </file>
 
 <file path=customXml/itemProps1.xml><?xml version="1.0" encoding="utf-8"?>
-<ds:datastoreItem xmlns:ds="http://schemas.openxmlformats.org/officeDocument/2006/customXml" ds:itemID="{B9C2C804-8C8A-4859-BDCF-FD90A55C52C4}">
+<ds:datastoreItem xmlns:ds="http://schemas.openxmlformats.org/officeDocument/2006/customXml" ds:itemID="{22CC2219-34CC-482C-948C-FB5F5B268CC4}">
   <ds:schemaRefs>
     <ds:schemaRef ds:uri="http://schemas.openxmlformats.org/officeDocument/2006/bibliography"/>
   </ds:schemaRefs>

--- a/Information Security/8.docx
+++ b/Information Security/8.docx
@@ -5721,6 +5721,9 @@
         <w:t xml:space="preserve"> </w:t>
       </w:r>
       <w:r>
+        <w:rPr>
+          <w:b/>
+        </w:rPr>
         <w:t>What is an Elliptic Curve?</w:t>
       </w:r>
       <w:r>
@@ -5736,10 +5739,7 @@
         <w:t>Answer:</w:t>
       </w:r>
       <w:r>
-        <w:t xml:space="preserve"> </w:t>
-      </w:r>
-      <w:r>
-        <w:t xml:space="preserve">An elliptic curve E is the graph of an equation of the form y 2 = x3 + ax + b </w:t>
+        <w:t xml:space="preserve"> An elliptic curve E is the graph of an equation of the form y 2 = x3 + ax + b </w:t>
       </w:r>
       <w:r>
         <w:rPr>
@@ -5748,16 +5748,12 @@
         <w:t>❑</w:t>
       </w:r>
       <w:r>
-        <w:t xml:space="preserve"> Also </w:t>
+        <w:t xml:space="preserve"> Also includes a “point at infinity”</w:t>
+      </w:r>
+      <w:r>
+        <w:br/>
       </w:r>
       <w:bookmarkStart w:id="0" w:name="_GoBack"/>
-      <w:bookmarkEnd w:id="0"/>
-      <w:r>
-        <w:t>includes a “point at infinity”</w:t>
-      </w:r>
-      <w:r>
-        <w:br/>
-      </w:r>
       <w:r>
         <w:rPr>
           <w:b/>
@@ -5806,6 +5802,7 @@
           </wp:inline>
         </w:drawing>
       </w:r>
+      <w:bookmarkEnd w:id="0"/>
     </w:p>
     <w:p>
       <w:pPr>
@@ -5945,25 +5942,7 @@
         <w:rPr>
           <w:rStyle w:val="math-inline"/>
         </w:rPr>
-        <w:t xml:space="preserve"> </w:t>
-      </w:r>
-      <w:r>
-        <w:rPr>
-          <w:rStyle w:val="math-inline"/>
-        </w:rPr>
-        <w:t>(</w:t>
-      </w:r>
-      <w:r>
-        <w:rPr>
-          <w:rStyle w:val="math-inline"/>
-        </w:rPr>
-        <w:t>mod p</w:t>
-      </w:r>
-      <w:r>
-        <w:rPr>
-          <w:rStyle w:val="math-inline"/>
-        </w:rPr>
-        <w:t>)</w:t>
+        <w:t xml:space="preserve"> (mod p)</w:t>
       </w:r>
       <w:r>
         <w:t xml:space="preserve">, it is computationally hard to find the exponent </w:t>
@@ -7907,7 +7886,7 @@
 </file>
 
 <file path=customXml/itemProps1.xml><?xml version="1.0" encoding="utf-8"?>
-<ds:datastoreItem xmlns:ds="http://schemas.openxmlformats.org/officeDocument/2006/customXml" ds:itemID="{B9C2C804-8C8A-4859-BDCF-FD90A55C52C4}">
+<ds:datastoreItem xmlns:ds="http://schemas.openxmlformats.org/officeDocument/2006/customXml" ds:itemID="{439178BA-66DC-44DF-8C3D-D33DAD970658}">
   <ds:schemaRefs>
     <ds:schemaRef ds:uri="http://schemas.openxmlformats.org/officeDocument/2006/bibliography"/>
   </ds:schemaRefs>

--- a/Information Security/8.docx
+++ b/Information Security/8.docx
@@ -5753,7 +5753,6 @@
       <w:r>
         <w:br/>
       </w:r>
-      <w:bookmarkStart w:id="0" w:name="_GoBack"/>
       <w:r>
         <w:rPr>
           <w:b/>
@@ -5802,7 +5801,6 @@
           </wp:inline>
         </w:drawing>
       </w:r>
-      <w:bookmarkEnd w:id="0"/>
     </w:p>
     <w:p>
       <w:pPr>
@@ -5822,92 +5820,409 @@
           <w:bCs/>
           <w:highlight w:val="yellow"/>
         </w:rPr>
-        <w:t>Question:</w:t>
-      </w:r>
-      <w:r>
-        <w:t xml:space="preserve"> What is the primary purpose of the </w:t>
-      </w:r>
-      <w:proofErr w:type="spellStart"/>
-      <w:r>
-        <w:t>Diffie</w:t>
-      </w:r>
-      <w:proofErr w:type="spellEnd"/>
-      <w:r>
-        <w:t>-Hellman (DH) algorithm? Can it be used for encryption or digital signatures?</w:t>
+        <w:t xml:space="preserve">What is </w:t>
+      </w:r>
+      <w:r>
+        <w:rPr>
+          <w:highlight w:val="yellow"/>
+        </w:rPr>
+        <w:t>Man-in-the-Middle (MITM) Attack</w:t>
+      </w:r>
+      <w:r>
+        <w:rPr>
+          <w:b/>
+          <w:bCs/>
+        </w:rPr>
+        <w:br/>
+      </w:r>
+      <w:r>
+        <w:t>A Man-in-the-Middle (MITM) attack is a type of security attack in which an attacker secretly intercepts, relays, and possibly alters the communication between two parties who believe they are communicating directly with each other</w:t>
+      </w:r>
+      <w:r>
+        <w:br/>
+      </w:r>
+      <w:r>
+        <w:lastRenderedPageBreak/>
+        <w:br/>
+      </w:r>
+      <w:r>
+        <w:t xml:space="preserve">In simple terms: </w:t>
+      </w:r>
+      <w:r>
+        <w:br/>
+        <w:t xml:space="preserve">      </w:t>
+      </w:r>
+      <w:r>
+        <w:t xml:space="preserve">o Alice thinks she is talking to Bob. </w:t>
+      </w:r>
+      <w:r>
+        <w:br/>
+        <w:t xml:space="preserve">      </w:t>
+      </w:r>
+      <w:r>
+        <w:t xml:space="preserve">o Bob thinks he is talking to Alice. </w:t>
+      </w:r>
+      <w:r>
+        <w:br/>
+        <w:t xml:space="preserve">      </w:t>
+      </w:r>
+      <w:r>
+        <w:t xml:space="preserve">o </w:t>
+      </w:r>
+      <w:proofErr w:type="gramStart"/>
+      <w:r>
+        <w:t>But</w:t>
+      </w:r>
+      <w:proofErr w:type="gramEnd"/>
+      <w:r>
+        <w:t xml:space="preserve"> Trudy (the attacker) is silently sitting in between.</w:t>
       </w:r>
     </w:p>
     <w:p>
       <w:pPr>
         <w:pStyle w:val="NormalWeb"/>
       </w:pPr>
+      <w:r>
+        <w:rPr>
+          <w:noProof/>
+        </w:rPr>
+        <w:drawing>
+          <wp:inline distT="0" distB="0" distL="0" distR="0">
+            <wp:extent cx="5943600" cy="4289425"/>
+            <wp:effectExtent l="0" t="0" r="0" b="0"/>
+            <wp:docPr id="2" name="Picture 2"/>
+            <wp:cNvGraphicFramePr>
+              <a:graphicFrameLocks xmlns:a="http://schemas.openxmlformats.org/drawingml/2006/main" noChangeAspect="1"/>
+            </wp:cNvGraphicFramePr>
+            <a:graphic xmlns:a="http://schemas.openxmlformats.org/drawingml/2006/main">
+              <a:graphicData uri="http://schemas.openxmlformats.org/drawingml/2006/picture">
+                <pic:pic xmlns:pic="http://schemas.openxmlformats.org/drawingml/2006/picture">
+                  <pic:nvPicPr>
+                    <pic:cNvPr id="2" name="Screenshot_1.png"/>
+                    <pic:cNvPicPr/>
+                  </pic:nvPicPr>
+                  <pic:blipFill>
+                    <a:blip r:embed="rId13">
+                      <a:extLst>
+                        <a:ext uri="{28A0092B-C50C-407E-A947-70E740481C1C}">
+                          <a14:useLocalDpi xmlns:a14="http://schemas.microsoft.com/office/drawing/2010/main" val="0"/>
+                        </a:ext>
+                      </a:extLst>
+                    </a:blip>
+                    <a:stretch>
+                      <a:fillRect/>
+                    </a:stretch>
+                  </pic:blipFill>
+                  <pic:spPr>
+                    <a:xfrm>
+                      <a:off x="0" y="0"/>
+                      <a:ext cx="5943600" cy="4289425"/>
+                    </a:xfrm>
+                    <a:prstGeom prst="rect">
+                      <a:avLst/>
+                    </a:prstGeom>
+                  </pic:spPr>
+                </pic:pic>
+              </a:graphicData>
+            </a:graphic>
+          </wp:inline>
+        </w:drawing>
+      </w:r>
+      <w:r>
+        <w:br/>
+      </w:r>
       <w:r>
         <w:rPr>
           <w:b/>
           <w:bCs/>
           <w:highlight w:val="yellow"/>
         </w:rPr>
-        <w:t>Answer:</w:t>
-      </w:r>
-      <w:r>
-        <w:t xml:space="preserve"> The purpose of DH is </w:t>
-      </w:r>
-      <w:r>
-        <w:rPr>
-          <w:b/>
-          <w:bCs/>
-        </w:rPr>
-        <w:t>Key Exchange</w:t>
-      </w:r>
-      <w:r>
-        <w:t xml:space="preserve">—to establish a shared symmetric key over an insecure channel. It is </w:t>
-      </w:r>
-      <w:r>
-        <w:rPr>
-          <w:b/>
-          <w:bCs/>
-        </w:rPr>
-        <w:t>not</w:t>
-      </w:r>
-      <w:r>
-        <w:t xml:space="preserve"> designed for encryption or digital signing.</w:t>
+        <w:br/>
+      </w:r>
+      <w:r>
+        <w:rPr>
+          <w:highlight w:val="yellow"/>
+        </w:rPr>
+        <w:t>Common Types of MITM Attacks</w:t>
+      </w:r>
+      <w:r>
+        <w:t xml:space="preserve"> </w:t>
+      </w:r>
+      <w:r>
+        <w:br/>
+      </w:r>
+      <w:r>
+        <w:rPr>
+          <w:rFonts w:ascii="Segoe UI Symbol" w:hAnsi="Segoe UI Symbol" w:cs="Segoe UI Symbol"/>
+        </w:rPr>
+        <w:t>❑</w:t>
+      </w:r>
+      <w:r>
+        <w:t xml:space="preserve"> Passive MITM </w:t>
+      </w:r>
+      <w:r>
+        <w:br/>
+        <w:t xml:space="preserve">        </w:t>
+      </w:r>
+      <w:r>
+        <w:t xml:space="preserve">o Attacker only listens. </w:t>
+      </w:r>
+      <w:r>
+        <w:br/>
+        <w:t xml:space="preserve">        </w:t>
+      </w:r>
+      <w:r>
+        <w:t xml:space="preserve">o No modification. </w:t>
+      </w:r>
+      <w:r>
+        <w:br/>
+        <w:t xml:space="preserve">        </w:t>
+      </w:r>
+      <w:r>
+        <w:t xml:space="preserve">o Hard to detect. </w:t>
       </w:r>
     </w:p>
     <w:p>
       <w:pPr>
         <w:pStyle w:val="NormalWeb"/>
-      </w:pPr>
-      <w:r>
         <w:rPr>
           <w:b/>
           <w:bCs/>
           <w:highlight w:val="yellow"/>
         </w:rPr>
+      </w:pPr>
+      <w:r>
+        <w:rPr>
+          <w:rFonts w:ascii="Segoe UI Symbol" w:hAnsi="Segoe UI Symbol" w:cs="Segoe UI Symbol"/>
+        </w:rPr>
+        <w:t>❑</w:t>
+      </w:r>
+      <w:r>
+        <w:t xml:space="preserve"> Active MITM </w:t>
+      </w:r>
+      <w:r>
+        <w:br/>
+        <w:t xml:space="preserve">        </w:t>
+      </w:r>
+      <w:r>
+        <w:t xml:space="preserve">o Attacker modifies messages. </w:t>
+      </w:r>
+      <w:r>
+        <w:br/>
+        <w:t xml:space="preserve">        </w:t>
+      </w:r>
+      <w:r>
+        <w:t xml:space="preserve">o Can inject fake data. </w:t>
+      </w:r>
+      <w:r>
+        <w:br/>
+        <w:t xml:space="preserve">        </w:t>
+      </w:r>
+      <w:r>
+        <w:t>o More destructive.</w:t>
+      </w:r>
+      <w:r>
+        <w:br/>
+      </w:r>
+      <w:r>
+        <w:br/>
+      </w:r>
+      <w:r>
+        <w:rPr>
+          <w:b/>
+          <w:bCs/>
+          <w:noProof/>
+        </w:rPr>
         <w:lastRenderedPageBreak/>
-        <w:t>Question:</w:t>
-      </w:r>
-      <w:r>
-        <w:t xml:space="preserve"> What mathematical problem is the security of </w:t>
-      </w:r>
-      <w:proofErr w:type="spellStart"/>
-      <w:r>
-        <w:t>Diffie</w:t>
-      </w:r>
-      <w:proofErr w:type="spellEnd"/>
-      <w:r>
-        <w:t>-Hellman based on?</w:t>
-      </w:r>
-      <w:r>
-        <w:br/>
-      </w:r>
-      <w:r>
-        <w:br/>
-      </w:r>
+        <w:drawing>
+          <wp:inline distT="0" distB="0" distL="0" distR="0">
+            <wp:extent cx="5943600" cy="4294505"/>
+            <wp:effectExtent l="0" t="0" r="0" b="0"/>
+            <wp:docPr id="9" name="Picture 9"/>
+            <wp:cNvGraphicFramePr>
+              <a:graphicFrameLocks xmlns:a="http://schemas.openxmlformats.org/drawingml/2006/main" noChangeAspect="1"/>
+            </wp:cNvGraphicFramePr>
+            <a:graphic xmlns:a="http://schemas.openxmlformats.org/drawingml/2006/main">
+              <a:graphicData uri="http://schemas.openxmlformats.org/drawingml/2006/picture">
+                <pic:pic xmlns:pic="http://schemas.openxmlformats.org/drawingml/2006/picture">
+                  <pic:nvPicPr>
+                    <pic:cNvPr id="9" name="Screenshot_2.png"/>
+                    <pic:cNvPicPr/>
+                  </pic:nvPicPr>
+                  <pic:blipFill>
+                    <a:blip r:embed="rId14">
+                      <a:extLst>
+                        <a:ext uri="{28A0092B-C50C-407E-A947-70E740481C1C}">
+                          <a14:useLocalDpi xmlns:a14="http://schemas.microsoft.com/office/drawing/2010/main" val="0"/>
+                        </a:ext>
+                      </a:extLst>
+                    </a:blip>
+                    <a:stretch>
+                      <a:fillRect/>
+                    </a:stretch>
+                  </pic:blipFill>
+                  <pic:spPr>
+                    <a:xfrm>
+                      <a:off x="0" y="0"/>
+                      <a:ext cx="5943600" cy="4294505"/>
+                    </a:xfrm>
+                    <a:prstGeom prst="rect">
+                      <a:avLst/>
+                    </a:prstGeom>
+                  </pic:spPr>
+                </pic:pic>
+              </a:graphicData>
+            </a:graphic>
+          </wp:inline>
+        </w:drawing>
+      </w:r>
+      <w:bookmarkStart w:id="0" w:name="_GoBack"/>
+      <w:bookmarkEnd w:id="0"/>
+      <w:r>
+        <w:rPr>
+          <w:b/>
+          <w:bCs/>
+          <w:noProof/>
+        </w:rPr>
+        <w:drawing>
+          <wp:inline distT="0" distB="0" distL="0" distR="0">
+            <wp:extent cx="5943600" cy="2306955"/>
+            <wp:effectExtent l="0" t="0" r="0" b="0"/>
+            <wp:docPr id="10" name="Picture 10"/>
+            <wp:cNvGraphicFramePr>
+              <a:graphicFrameLocks xmlns:a="http://schemas.openxmlformats.org/drawingml/2006/main" noChangeAspect="1"/>
+            </wp:cNvGraphicFramePr>
+            <a:graphic xmlns:a="http://schemas.openxmlformats.org/drawingml/2006/main">
+              <a:graphicData uri="http://schemas.openxmlformats.org/drawingml/2006/picture">
+                <pic:pic xmlns:pic="http://schemas.openxmlformats.org/drawingml/2006/picture">
+                  <pic:nvPicPr>
+                    <pic:cNvPr id="10" name="Screenshot_3.png"/>
+                    <pic:cNvPicPr/>
+                  </pic:nvPicPr>
+                  <pic:blipFill>
+                    <a:blip r:embed="rId15">
+                      <a:extLst>
+                        <a:ext uri="{28A0092B-C50C-407E-A947-70E740481C1C}">
+                          <a14:useLocalDpi xmlns:a14="http://schemas.microsoft.com/office/drawing/2010/main" val="0"/>
+                        </a:ext>
+                      </a:extLst>
+                    </a:blip>
+                    <a:stretch>
+                      <a:fillRect/>
+                    </a:stretch>
+                  </pic:blipFill>
+                  <pic:spPr>
+                    <a:xfrm>
+                      <a:off x="0" y="0"/>
+                      <a:ext cx="5943600" cy="2306955"/>
+                    </a:xfrm>
+                    <a:prstGeom prst="rect">
+                      <a:avLst/>
+                    </a:prstGeom>
+                  </pic:spPr>
+                </pic:pic>
+              </a:graphicData>
+            </a:graphic>
+          </wp:inline>
+        </w:drawing>
+      </w:r>
+    </w:p>
+    <w:p>
+      <w:pPr>
+        <w:pStyle w:val="NormalWeb"/>
+      </w:pPr>
       <w:r>
         <w:rPr>
           <w:b/>
           <w:bCs/>
           <w:highlight w:val="yellow"/>
         </w:rPr>
+        <w:t>Question:</w:t>
+      </w:r>
+      <w:r>
+        <w:t xml:space="preserve"> What is the primary purpose of the </w:t>
+      </w:r>
+      <w:proofErr w:type="spellStart"/>
+      <w:r>
+        <w:t>Diffie</w:t>
+      </w:r>
+      <w:proofErr w:type="spellEnd"/>
+      <w:r>
+        <w:t>-Hellman (DH) algorithm? Can it be used for encryption or digital signatures?</w:t>
+      </w:r>
+    </w:p>
+    <w:p>
+      <w:pPr>
+        <w:pStyle w:val="NormalWeb"/>
+      </w:pPr>
+      <w:r>
+        <w:rPr>
+          <w:b/>
+          <w:bCs/>
+          <w:highlight w:val="yellow"/>
+        </w:rPr>
+        <w:t>Answer:</w:t>
+      </w:r>
+      <w:r>
+        <w:t xml:space="preserve"> The purpose of DH is </w:t>
+      </w:r>
+      <w:r>
+        <w:rPr>
+          <w:b/>
+          <w:bCs/>
+        </w:rPr>
+        <w:t>Key Exchange</w:t>
+      </w:r>
+      <w:r>
+        <w:t xml:space="preserve">—to establish a shared symmetric key over an insecure channel. It is </w:t>
+      </w:r>
+      <w:r>
+        <w:rPr>
+          <w:b/>
+          <w:bCs/>
+        </w:rPr>
+        <w:t>not</w:t>
+      </w:r>
+      <w:r>
+        <w:t xml:space="preserve"> designed for encryption or digital signing.</w:t>
+      </w:r>
+    </w:p>
+    <w:p>
+      <w:pPr>
+        <w:pStyle w:val="NormalWeb"/>
+      </w:pPr>
+      <w:r>
+        <w:rPr>
+          <w:b/>
+          <w:bCs/>
+          <w:highlight w:val="yellow"/>
+        </w:rPr>
+        <w:t>Question:</w:t>
+      </w:r>
+      <w:r>
+        <w:t xml:space="preserve"> What mathematical problem is the security of </w:t>
+      </w:r>
+      <w:proofErr w:type="spellStart"/>
+      <w:r>
+        <w:t>Diffie</w:t>
+      </w:r>
+      <w:proofErr w:type="spellEnd"/>
+      <w:r>
+        <w:t>-Hellman based on?</w:t>
+      </w:r>
+      <w:r>
+        <w:br/>
+      </w:r>
+      <w:r>
+        <w:br/>
+      </w:r>
+      <w:r>
+        <w:rPr>
+          <w:b/>
+          <w:bCs/>
+          <w:highlight w:val="yellow"/>
+        </w:rPr>
+        <w:lastRenderedPageBreak/>
         <w:t>Answer:</w:t>
       </w:r>
       <w:r>
@@ -7886,7 +8201,7 @@
 </file>
 
 <file path=customXml/itemProps1.xml><?xml version="1.0" encoding="utf-8"?>
-<ds:datastoreItem xmlns:ds="http://schemas.openxmlformats.org/officeDocument/2006/customXml" ds:itemID="{439178BA-66DC-44DF-8C3D-D33DAD970658}">
+<ds:datastoreItem xmlns:ds="http://schemas.openxmlformats.org/officeDocument/2006/customXml" ds:itemID="{25FBDCB6-7659-4A87-BDF9-723DC48A7D17}">
   <ds:schemaRefs>
     <ds:schemaRef ds:uri="http://schemas.openxmlformats.org/officeDocument/2006/bibliography"/>
   </ds:schemaRefs>

--- a/Information Security/8.docx
+++ b/Information Security/8.docx
@@ -1932,7 +1932,22 @@
           <w:sz w:val="24"/>
           <w:szCs w:val="24"/>
         </w:rPr>
-        <w:t xml:space="preserve">Consider the elliptic curve E : y2 =x3 + 7x + b (mod 11). </w:t>
+        <w:t>Consider the elliptic curve E : y2 =x</w:t>
+      </w:r>
+      <w:r>
+        <w:rPr>
+          <w:sz w:val="24"/>
+          <w:szCs w:val="24"/>
+          <w:vertAlign w:val="superscript"/>
+        </w:rPr>
+        <w:t>3</w:t>
+      </w:r>
+      <w:r>
+        <w:rPr>
+          <w:sz w:val="24"/>
+          <w:szCs w:val="24"/>
+        </w:rPr>
+        <w:t xml:space="preserve"> + 7x + b (mod 11). </w:t>
       </w:r>
       <w:r>
         <w:rPr>
@@ -2089,7 +2104,41 @@
           <w:sz w:val="24"/>
           <w:szCs w:val="24"/>
         </w:rPr>
-        <w:t>E : y2=x3+7x+b (mod 11)</w:t>
+        <w:t>E : y</w:t>
+      </w:r>
+      <w:r>
+        <w:rPr>
+          <w:rFonts w:ascii="Times New Roman" w:eastAsia="Times New Roman" w:hAnsi="Times New Roman" w:cs="Times New Roman"/>
+          <w:sz w:val="24"/>
+          <w:szCs w:val="24"/>
+          <w:vertAlign w:val="superscript"/>
+        </w:rPr>
+        <w:t>2</w:t>
+      </w:r>
+      <w:r>
+        <w:rPr>
+          <w:rFonts w:ascii="Times New Roman" w:eastAsia="Times New Roman" w:hAnsi="Times New Roman" w:cs="Times New Roman"/>
+          <w:sz w:val="24"/>
+          <w:szCs w:val="24"/>
+        </w:rPr>
+        <w:t>=x</w:t>
+      </w:r>
+      <w:r>
+        <w:rPr>
+          <w:rFonts w:ascii="Times New Roman" w:eastAsia="Times New Roman" w:hAnsi="Times New Roman" w:cs="Times New Roman"/>
+          <w:sz w:val="24"/>
+          <w:szCs w:val="24"/>
+          <w:vertAlign w:val="superscript"/>
+        </w:rPr>
+        <w:t>3</w:t>
+      </w:r>
+      <w:r>
+        <w:rPr>
+          <w:rFonts w:ascii="Times New Roman" w:eastAsia="Times New Roman" w:hAnsi="Times New Roman" w:cs="Times New Roman"/>
+          <w:sz w:val="24"/>
+          <w:szCs w:val="24"/>
+        </w:rPr>
+        <w:t>+7x+b (mod 11)</w:t>
       </w:r>
     </w:p>
     <w:p>
@@ -5739,7 +5788,28 @@
         <w:t>Answer:</w:t>
       </w:r>
       <w:r>
-        <w:t xml:space="preserve"> An elliptic curve E is the graph of an equation of the form y 2 = x3 + ax + b </w:t>
+        <w:t xml:space="preserve"> An elliptic curve E is the gra</w:t>
+      </w:r>
+      <w:r>
+        <w:t>ph of an equation of the form y</w:t>
+      </w:r>
+      <w:r>
+        <w:rPr>
+          <w:vertAlign w:val="superscript"/>
+        </w:rPr>
+        <w:t>2</w:t>
+      </w:r>
+      <w:r>
+        <w:t xml:space="preserve"> = x</w:t>
+      </w:r>
+      <w:r>
+        <w:rPr>
+          <w:vertAlign w:val="superscript"/>
+        </w:rPr>
+        <w:t>3</w:t>
+      </w:r>
+      <w:r>
+        <w:t xml:space="preserve"> + ax + b </w:t>
       </w:r>
       <w:r>
         <w:rPr>
@@ -5842,32 +5912,23 @@
         <w:br/>
       </w:r>
       <w:r>
+        <w:br/>
+      </w:r>
+      <w:r>
         <w:lastRenderedPageBreak/>
-        <w:br/>
-      </w:r>
-      <w:r>
         <w:t xml:space="preserve">In simple terms: </w:t>
       </w:r>
       <w:r>
         <w:br/>
-        <w:t xml:space="preserve">      </w:t>
-      </w:r>
-      <w:r>
-        <w:t xml:space="preserve">o Alice thinks she is talking to Bob. </w:t>
-      </w:r>
-      <w:r>
-        <w:br/>
-        <w:t xml:space="preserve">      </w:t>
-      </w:r>
-      <w:r>
-        <w:t xml:space="preserve">o Bob thinks he is talking to Alice. </w:t>
-      </w:r>
-      <w:r>
-        <w:br/>
-        <w:t xml:space="preserve">      </w:t>
-      </w:r>
-      <w:r>
-        <w:t xml:space="preserve">o </w:t>
+        <w:t xml:space="preserve">      o Alice thinks she is talking to Bob. </w:t>
+      </w:r>
+      <w:r>
+        <w:br/>
+        <w:t xml:space="preserve">      o Bob thinks he is talking to Alice. </w:t>
+      </w:r>
+      <w:r>
+        <w:br/>
+        <w:t xml:space="preserve">      o </w:t>
       </w:r>
       <w:proofErr w:type="gramStart"/>
       <w:r>
@@ -5962,24 +6023,15 @@
       </w:r>
       <w:r>
         <w:br/>
-        <w:t xml:space="preserve">        </w:t>
-      </w:r>
-      <w:r>
-        <w:t xml:space="preserve">o Attacker only listens. </w:t>
-      </w:r>
-      <w:r>
-        <w:br/>
-        <w:t xml:space="preserve">        </w:t>
-      </w:r>
-      <w:r>
-        <w:t xml:space="preserve">o No modification. </w:t>
-      </w:r>
-      <w:r>
-        <w:br/>
-        <w:t xml:space="preserve">        </w:t>
-      </w:r>
-      <w:r>
-        <w:t xml:space="preserve">o Hard to detect. </w:t>
+        <w:t xml:space="preserve">        o Attacker only listens. </w:t>
+      </w:r>
+      <w:r>
+        <w:br/>
+        <w:t xml:space="preserve">        o No modification. </w:t>
+      </w:r>
+      <w:r>
+        <w:br/>
+        <w:t xml:space="preserve">        o Hard to detect. </w:t>
       </w:r>
     </w:p>
     <w:p>
@@ -6002,29 +6054,21 @@
       </w:r>
       <w:r>
         <w:br/>
-        <w:t xml:space="preserve">        </w:t>
-      </w:r>
-      <w:r>
-        <w:t xml:space="preserve">o Attacker modifies messages. </w:t>
-      </w:r>
-      <w:r>
-        <w:br/>
-        <w:t xml:space="preserve">        </w:t>
-      </w:r>
-      <w:r>
-        <w:t xml:space="preserve">o Can inject fake data. </w:t>
-      </w:r>
-      <w:r>
-        <w:br/>
-        <w:t xml:space="preserve">        </w:t>
-      </w:r>
-      <w:r>
-        <w:t>o More destructive.</w:t>
-      </w:r>
-      <w:r>
-        <w:br/>
-      </w:r>
-      <w:r>
+        <w:t xml:space="preserve">        o Attacker modifies messages. </w:t>
+      </w:r>
+      <w:r>
+        <w:br/>
+        <w:t xml:space="preserve">        o Can inject fake data. </w:t>
+      </w:r>
+      <w:r>
+        <w:br/>
+        <w:t xml:space="preserve">        o More destructive.</w:t>
+      </w:r>
+      <w:r>
+        <w:br/>
+      </w:r>
+      <w:r>
+        <w:lastRenderedPageBreak/>
         <w:br/>
       </w:r>
       <w:r>
@@ -6033,7 +6077,6 @@
           <w:bCs/>
           <w:noProof/>
         </w:rPr>
-        <w:lastRenderedPageBreak/>
         <w:drawing>
           <wp:inline distT="0" distB="0" distL="0" distR="0">
             <wp:extent cx="5943600" cy="4294505"/>
@@ -6078,54 +6121,6 @@
       </w:r>
       <w:bookmarkStart w:id="0" w:name="_GoBack"/>
       <w:bookmarkEnd w:id="0"/>
-      <w:r>
-        <w:rPr>
-          <w:b/>
-          <w:bCs/>
-          <w:noProof/>
-        </w:rPr>
-        <w:drawing>
-          <wp:inline distT="0" distB="0" distL="0" distR="0">
-            <wp:extent cx="5943600" cy="2306955"/>
-            <wp:effectExtent l="0" t="0" r="0" b="0"/>
-            <wp:docPr id="10" name="Picture 10"/>
-            <wp:cNvGraphicFramePr>
-              <a:graphicFrameLocks xmlns:a="http://schemas.openxmlformats.org/drawingml/2006/main" noChangeAspect="1"/>
-            </wp:cNvGraphicFramePr>
-            <a:graphic xmlns:a="http://schemas.openxmlformats.org/drawingml/2006/main">
-              <a:graphicData uri="http://schemas.openxmlformats.org/drawingml/2006/picture">
-                <pic:pic xmlns:pic="http://schemas.openxmlformats.org/drawingml/2006/picture">
-                  <pic:nvPicPr>
-                    <pic:cNvPr id="10" name="Screenshot_3.png"/>
-                    <pic:cNvPicPr/>
-                  </pic:nvPicPr>
-                  <pic:blipFill>
-                    <a:blip r:embed="rId15">
-                      <a:extLst>
-                        <a:ext uri="{28A0092B-C50C-407E-A947-70E740481C1C}">
-                          <a14:useLocalDpi xmlns:a14="http://schemas.microsoft.com/office/drawing/2010/main" val="0"/>
-                        </a:ext>
-                      </a:extLst>
-                    </a:blip>
-                    <a:stretch>
-                      <a:fillRect/>
-                    </a:stretch>
-                  </pic:blipFill>
-                  <pic:spPr>
-                    <a:xfrm>
-                      <a:off x="0" y="0"/>
-                      <a:ext cx="5943600" cy="2306955"/>
-                    </a:xfrm>
-                    <a:prstGeom prst="rect">
-                      <a:avLst/>
-                    </a:prstGeom>
-                  </pic:spPr>
-                </pic:pic>
-              </a:graphicData>
-            </a:graphic>
-          </wp:inline>
-        </w:drawing>
-      </w:r>
     </w:p>
     <w:p>
       <w:pPr>
@@ -6222,7 +6217,6 @@
           <w:bCs/>
           <w:highlight w:val="yellow"/>
         </w:rPr>
-        <w:lastRenderedPageBreak/>
         <w:t>Answer:</w:t>
       </w:r>
       <w:r>
@@ -6354,6 +6348,7 @@
           <w:bCs/>
           <w:highlight w:val="yellow"/>
         </w:rPr>
+        <w:lastRenderedPageBreak/>
         <w:t>Answer:</w:t>
       </w:r>
       <w:r>
@@ -8201,7 +8196,7 @@
 </file>
 
 <file path=customXml/itemProps1.xml><?xml version="1.0" encoding="utf-8"?>
-<ds:datastoreItem xmlns:ds="http://schemas.openxmlformats.org/officeDocument/2006/customXml" ds:itemID="{25FBDCB6-7659-4A87-BDF9-723DC48A7D17}">
+<ds:datastoreItem xmlns:ds="http://schemas.openxmlformats.org/officeDocument/2006/customXml" ds:itemID="{98788BD4-F6BA-40CB-AD54-041FC65D372B}">
   <ds:schemaRefs>
     <ds:schemaRef ds:uri="http://schemas.openxmlformats.org/officeDocument/2006/bibliography"/>
   </ds:schemaRefs>

--- a/Information Security/8.docx
+++ b/Information Security/8.docx
@@ -1628,11 +1628,213 @@
         <w:rPr>
           <w:rFonts w:ascii="Nirmala UI" w:hAnsi="Nirmala UI" w:cs="Nirmala UI"/>
         </w:rPr>
-        <w:t xml:space="preserve">। </w:t>
+        <w:t>।</w:t>
       </w:r>
     </w:p>
     <w:p>
       <w:pPr>
+        <w:spacing w:after="0" w:line="240" w:lineRule="auto"/>
+        <w:rPr>
+          <w:rFonts w:ascii="Times New Roman" w:eastAsia="Times New Roman" w:hAnsi="Times New Roman" w:cs="Times New Roman"/>
+          <w:sz w:val="24"/>
+          <w:szCs w:val="24"/>
+        </w:rPr>
+      </w:pPr>
+      <w:r>
+        <w:rPr>
+          <w:rFonts w:ascii="Times New Roman" w:eastAsia="Times New Roman" w:hAnsi="Times New Roman" w:cs="Times New Roman"/>
+          <w:sz w:val="24"/>
+          <w:szCs w:val="24"/>
+        </w:rPr>
+        <w:pict>
+          <v:rect id="_x0000_i1025" style="width:0;height:1.5pt" o:hralign="center" o:hrstd="t" o:hr="t" fillcolor="#a0a0a0" stroked="f"/>
+        </w:pict>
+      </w:r>
+    </w:p>
+    <w:p>
+      <w:pPr>
+        <w:numPr>
+          <w:ilvl w:val="0"/>
+          <w:numId w:val="7"/>
+        </w:numPr>
+        <w:spacing w:before="100" w:beforeAutospacing="1" w:after="100" w:afterAutospacing="1" w:line="240" w:lineRule="auto"/>
+        <w:rPr>
+          <w:rFonts w:ascii="Times New Roman" w:eastAsia="Times New Roman" w:hAnsi="Times New Roman" w:cs="Times New Roman"/>
+          <w:sz w:val="24"/>
+          <w:szCs w:val="24"/>
+        </w:rPr>
+      </w:pPr>
+      <w:r>
+        <w:rPr>
+          <w:rFonts w:ascii="Times New Roman" w:eastAsia="Times New Roman" w:hAnsi="Times New Roman" w:cs="Times New Roman"/>
+          <w:b/>
+          <w:bCs/>
+          <w:sz w:val="24"/>
+          <w:szCs w:val="24"/>
+        </w:rPr>
+        <w:t>MAC (Message Authentication Code):</w:t>
+      </w:r>
+      <w:r>
+        <w:rPr>
+          <w:rFonts w:ascii="Times New Roman" w:eastAsia="Times New Roman" w:hAnsi="Times New Roman" w:cs="Times New Roman"/>
+          <w:sz w:val="24"/>
+          <w:szCs w:val="24"/>
+        </w:rPr>
+        <w:br/>
+        <w:t xml:space="preserve">It uses a </w:t>
+      </w:r>
+      <w:r>
+        <w:rPr>
+          <w:rFonts w:ascii="Times New Roman" w:eastAsia="Times New Roman" w:hAnsi="Times New Roman" w:cs="Times New Roman"/>
+          <w:b/>
+          <w:bCs/>
+          <w:sz w:val="24"/>
+          <w:szCs w:val="24"/>
+        </w:rPr>
+        <w:t>symmetric key</w:t>
+      </w:r>
+      <w:r>
+        <w:rPr>
+          <w:rFonts w:ascii="Times New Roman" w:eastAsia="Times New Roman" w:hAnsi="Times New Roman" w:cs="Times New Roman"/>
+          <w:sz w:val="24"/>
+          <w:szCs w:val="24"/>
+        </w:rPr>
+        <w:t xml:space="preserve">, which means both the sender (Alice) and the receiver (Bob) share the same secret key. Since both parties have the same key, Bob could create a fake message pretending to be Alice. If Alice later denies sending the message, Bob cannot prove to a third party that it was actually sent by Alice, because Bob himself has the ability to generate it. Therefore, </w:t>
+      </w:r>
+      <w:r>
+        <w:rPr>
+          <w:rFonts w:ascii="Times New Roman" w:eastAsia="Times New Roman" w:hAnsi="Times New Roman" w:cs="Times New Roman"/>
+          <w:b/>
+          <w:bCs/>
+          <w:sz w:val="24"/>
+          <w:szCs w:val="24"/>
+        </w:rPr>
+        <w:t>MAC does not provide non-repudiation</w:t>
+      </w:r>
+      <w:r>
+        <w:rPr>
+          <w:rFonts w:ascii="Times New Roman" w:eastAsia="Times New Roman" w:hAnsi="Times New Roman" w:cs="Times New Roman"/>
+          <w:sz w:val="24"/>
+          <w:szCs w:val="24"/>
+        </w:rPr>
+        <w:t>.</w:t>
+      </w:r>
+    </w:p>
+    <w:p>
+      <w:pPr>
+        <w:numPr>
+          <w:ilvl w:val="0"/>
+          <w:numId w:val="8"/>
+        </w:numPr>
+        <w:spacing w:before="100" w:beforeAutospacing="1" w:after="100" w:afterAutospacing="1" w:line="240" w:lineRule="auto"/>
+        <w:rPr>
+          <w:rFonts w:ascii="Times New Roman" w:eastAsia="Times New Roman" w:hAnsi="Times New Roman" w:cs="Times New Roman"/>
+          <w:sz w:val="24"/>
+          <w:szCs w:val="24"/>
+        </w:rPr>
+      </w:pPr>
+      <w:r>
+        <w:rPr>
+          <w:rFonts w:ascii="Times New Roman" w:eastAsia="Times New Roman" w:hAnsi="Times New Roman" w:cs="Times New Roman"/>
+          <w:b/>
+          <w:bCs/>
+          <w:sz w:val="24"/>
+          <w:szCs w:val="24"/>
+        </w:rPr>
+        <w:t>Digital Signature:</w:t>
+      </w:r>
+      <w:r>
+        <w:rPr>
+          <w:rFonts w:ascii="Times New Roman" w:eastAsia="Times New Roman" w:hAnsi="Times New Roman" w:cs="Times New Roman"/>
+          <w:sz w:val="24"/>
+          <w:szCs w:val="24"/>
+        </w:rPr>
+        <w:br/>
+        <w:t xml:space="preserve">It uses </w:t>
+      </w:r>
+      <w:r>
+        <w:rPr>
+          <w:rFonts w:ascii="Times New Roman" w:eastAsia="Times New Roman" w:hAnsi="Times New Roman" w:cs="Times New Roman"/>
+          <w:b/>
+          <w:bCs/>
+          <w:sz w:val="24"/>
+          <w:szCs w:val="24"/>
+        </w:rPr>
+        <w:t>public key cryptography</w:t>
+      </w:r>
+      <w:r>
+        <w:rPr>
+          <w:rFonts w:ascii="Times New Roman" w:eastAsia="Times New Roman" w:hAnsi="Times New Roman" w:cs="Times New Roman"/>
+          <w:sz w:val="24"/>
+          <w:szCs w:val="24"/>
+        </w:rPr>
+        <w:t xml:space="preserve">. Here, Alice signs the message using her own </w:t>
+      </w:r>
+      <w:r>
+        <w:rPr>
+          <w:rFonts w:ascii="Times New Roman" w:eastAsia="Times New Roman" w:hAnsi="Times New Roman" w:cs="Times New Roman"/>
+          <w:b/>
+          <w:bCs/>
+          <w:sz w:val="24"/>
+          <w:szCs w:val="24"/>
+        </w:rPr>
+        <w:t>private key</w:t>
+      </w:r>
+      <w:r>
+        <w:rPr>
+          <w:rFonts w:ascii="Times New Roman" w:eastAsia="Times New Roman" w:hAnsi="Times New Roman" w:cs="Times New Roman"/>
+          <w:sz w:val="24"/>
+          <w:szCs w:val="24"/>
+        </w:rPr>
+        <w:t xml:space="preserve">, which no one else possesses. Bob or anyone else can verify the signature using Alice’s </w:t>
+      </w:r>
+      <w:r>
+        <w:rPr>
+          <w:rFonts w:ascii="Times New Roman" w:eastAsia="Times New Roman" w:hAnsi="Times New Roman" w:cs="Times New Roman"/>
+          <w:b/>
+          <w:bCs/>
+          <w:sz w:val="24"/>
+          <w:szCs w:val="24"/>
+        </w:rPr>
+        <w:t>public key</w:t>
+      </w:r>
+      <w:r>
+        <w:rPr>
+          <w:rFonts w:ascii="Times New Roman" w:eastAsia="Times New Roman" w:hAnsi="Times New Roman" w:cs="Times New Roman"/>
+          <w:sz w:val="24"/>
+          <w:szCs w:val="24"/>
+        </w:rPr>
+        <w:t xml:space="preserve">, but no one can forge it. Since this signature can only be created using Alice’s private key, she cannot later deny sending the message. This property is called </w:t>
+      </w:r>
+      <w:r>
+        <w:rPr>
+          <w:rFonts w:ascii="Times New Roman" w:eastAsia="Times New Roman" w:hAnsi="Times New Roman" w:cs="Times New Roman"/>
+          <w:b/>
+          <w:bCs/>
+          <w:sz w:val="24"/>
+          <w:szCs w:val="24"/>
+        </w:rPr>
+        <w:t>non-repudiation</w:t>
+      </w:r>
+      <w:r>
+        <w:rPr>
+          <w:rFonts w:ascii="Times New Roman" w:eastAsia="Times New Roman" w:hAnsi="Times New Roman" w:cs="Times New Roman"/>
+          <w:sz w:val="24"/>
+          <w:szCs w:val="24"/>
+        </w:rPr>
+        <w:t>.</w:t>
+      </w:r>
+    </w:p>
+    <w:p>
+      <w:pPr>
+        <w:rPr>
+          <w:sz w:val="24"/>
+          <w:szCs w:val="24"/>
+        </w:rPr>
+      </w:pPr>
+    </w:p>
+    <w:p>
+      <w:pPr>
         <w:rPr>
           <w:sz w:val="24"/>
           <w:szCs w:val="24"/>
@@ -1644,359 +1846,112 @@
           <w:color w:val="FF0000"/>
           <w:sz w:val="24"/>
           <w:szCs w:val="24"/>
-        </w:rPr>
-        <w:t>Non-non-repudiation</w:t>
-      </w:r>
-      <w:r>
-        <w:rPr>
-          <w:b/>
+          <w:highlight w:val="yellow"/>
+        </w:rPr>
+        <w:t>Sample Question:</w:t>
+      </w:r>
+      <w:r>
+        <w:rPr>
           <w:color w:val="FF0000"/>
           <w:sz w:val="24"/>
           <w:szCs w:val="24"/>
         </w:rPr>
-        <w:t>:</w:t>
-      </w:r>
-      <w:r>
-        <w:rPr>
-          <w:color w:val="FF0000"/>
-          <w:sz w:val="24"/>
-          <w:szCs w:val="24"/>
-        </w:rPr>
-        <w:t xml:space="preserve"> </w:t>
-      </w:r>
-      <w:r>
-        <w:rPr>
-          <w:rFonts w:ascii="Segoe UI Symbol" w:hAnsi="Segoe UI Symbol" w:cs="Segoe UI Symbol"/>
-          <w:sz w:val="24"/>
-          <w:szCs w:val="24"/>
-        </w:rPr>
-        <w:br/>
-        <w:t>❑</w:t>
-      </w:r>
-      <w:r>
-        <w:rPr>
-          <w:sz w:val="24"/>
-          <w:szCs w:val="24"/>
-        </w:rPr>
-        <w:t xml:space="preserve"> Alice orders 100 shares of stock from Bob </w:t>
-      </w:r>
-      <w:r>
-        <w:rPr>
-          <w:rFonts w:ascii="Segoe UI Symbol" w:hAnsi="Segoe UI Symbol" w:cs="Segoe UI Symbol"/>
-          <w:sz w:val="24"/>
-          <w:szCs w:val="24"/>
-        </w:rPr>
-        <w:t>❑</w:t>
-      </w:r>
-      <w:r>
-        <w:rPr>
-          <w:sz w:val="24"/>
-          <w:szCs w:val="24"/>
-        </w:rPr>
-        <w:t xml:space="preserve"> Alice computes MAC using symmetric key </w:t>
-      </w:r>
-      <w:r>
-        <w:rPr>
-          <w:rFonts w:ascii="Segoe UI Symbol" w:hAnsi="Segoe UI Symbol" w:cs="Segoe UI Symbol"/>
-          <w:sz w:val="24"/>
-          <w:szCs w:val="24"/>
-        </w:rPr>
-        <w:t>❑</w:t>
-      </w:r>
-      <w:r>
-        <w:rPr>
-          <w:sz w:val="24"/>
-          <w:szCs w:val="24"/>
-        </w:rPr>
-        <w:t xml:space="preserve"> Stock drops, Alice claims she did not order </w:t>
-      </w:r>
-      <w:r>
-        <w:rPr>
-          <w:rFonts w:ascii="Segoe UI Symbol" w:hAnsi="Segoe UI Symbol" w:cs="Segoe UI Symbol"/>
-          <w:sz w:val="24"/>
-          <w:szCs w:val="24"/>
-        </w:rPr>
-        <w:t>❑</w:t>
-      </w:r>
-      <w:r>
-        <w:rPr>
-          <w:sz w:val="24"/>
-          <w:szCs w:val="24"/>
-        </w:rPr>
-        <w:t xml:space="preserve"> Can Bob prove that Alice placed the order? </w:t>
-      </w:r>
-      <w:r>
-        <w:rPr>
-          <w:rFonts w:ascii="Segoe UI Symbol" w:hAnsi="Segoe UI Symbol" w:cs="Segoe UI Symbol"/>
-          <w:sz w:val="24"/>
-          <w:szCs w:val="24"/>
-        </w:rPr>
-        <w:t>❑</w:t>
-      </w:r>
-      <w:r>
-        <w:rPr>
-          <w:sz w:val="24"/>
-          <w:szCs w:val="24"/>
-        </w:rPr>
-        <w:t xml:space="preserve"> No! Bob also knows the symmetric key, so he could have forged the MAC </w:t>
-      </w:r>
-      <w:r>
-        <w:rPr>
-          <w:rFonts w:ascii="Segoe UI Symbol" w:hAnsi="Segoe UI Symbol" w:cs="Segoe UI Symbol"/>
-          <w:sz w:val="24"/>
-          <w:szCs w:val="24"/>
-        </w:rPr>
-        <w:t>❑</w:t>
-      </w:r>
-      <w:r>
-        <w:rPr>
-          <w:sz w:val="24"/>
-          <w:szCs w:val="24"/>
-        </w:rPr>
-        <w:t xml:space="preserve"> Problem: Bob knows Alice placed the order, but he can’t prove it</w:t>
+        <w:br/>
+      </w:r>
+      <w:r>
+        <w:rPr>
+          <w:sz w:val="24"/>
+          <w:szCs w:val="24"/>
+        </w:rPr>
+        <w:t>Consider the elliptic curve E : y</w:t>
+      </w:r>
+      <w:r>
+        <w:rPr>
+          <w:sz w:val="24"/>
+          <w:szCs w:val="24"/>
+          <w:vertAlign w:val="superscript"/>
+        </w:rPr>
+        <w:t>2</w:t>
+      </w:r>
+      <w:r>
+        <w:rPr>
+          <w:sz w:val="24"/>
+          <w:szCs w:val="24"/>
+        </w:rPr>
+        <w:t xml:space="preserve"> =x</w:t>
+      </w:r>
+      <w:r>
+        <w:rPr>
+          <w:sz w:val="24"/>
+          <w:szCs w:val="24"/>
+          <w:vertAlign w:val="superscript"/>
+        </w:rPr>
+        <w:t>3</w:t>
+      </w:r>
+      <w:r>
+        <w:rPr>
+          <w:sz w:val="24"/>
+          <w:szCs w:val="24"/>
+        </w:rPr>
+        <w:t xml:space="preserve"> + 7x + b (mod 11). </w:t>
+      </w:r>
+      <w:r>
+        <w:rPr>
+          <w:sz w:val="24"/>
+          <w:szCs w:val="24"/>
+        </w:rPr>
+        <w:br/>
+      </w:r>
+      <w:r>
+        <w:rPr>
+          <w:sz w:val="24"/>
+          <w:szCs w:val="24"/>
+        </w:rPr>
+        <w:br/>
+        <w:t xml:space="preserve">a. Determine b so that the point P = (4,5) is on the curve E. </w:t>
+      </w:r>
+      <w:r>
+        <w:rPr>
+          <w:sz w:val="24"/>
+          <w:szCs w:val="24"/>
+        </w:rPr>
+        <w:br/>
+        <w:t xml:space="preserve">b. Using the b found in part a, list all points on E. </w:t>
+      </w:r>
+      <w:r>
+        <w:rPr>
+          <w:sz w:val="24"/>
+          <w:szCs w:val="24"/>
+        </w:rPr>
+        <w:br/>
+        <w:t xml:space="preserve">c. Using the b found in part a, find the sum (4,5) + (5,4) on E. </w:t>
+      </w:r>
+      <w:r>
+        <w:rPr>
+          <w:sz w:val="24"/>
+          <w:szCs w:val="24"/>
+        </w:rPr>
+        <w:br/>
+        <w:t>d. Using the 6 found in part a, find the point 3(4,5).</w:t>
       </w:r>
     </w:p>
     <w:p>
       <w:pPr>
         <w:rPr>
-          <w:sz w:val="24"/>
-          <w:szCs w:val="24"/>
-        </w:rPr>
-      </w:pPr>
-      <w:r>
-        <w:rPr>
-          <w:b/>
-          <w:color w:val="FF0000"/>
-          <w:sz w:val="24"/>
-          <w:szCs w:val="24"/>
-        </w:rPr>
-        <w:t>Non-repudiation</w:t>
-      </w:r>
-      <w:r>
-        <w:rPr>
-          <w:rFonts w:ascii="Segoe UI Symbol" w:hAnsi="Segoe UI Symbol" w:cs="Segoe UI Symbol"/>
-          <w:sz w:val="24"/>
-          <w:szCs w:val="24"/>
-        </w:rPr>
-        <w:t>:</w:t>
-      </w:r>
-      <w:r>
-        <w:rPr>
-          <w:rFonts w:ascii="Segoe UI Symbol" w:hAnsi="Segoe UI Symbol" w:cs="Segoe UI Symbol"/>
-          <w:sz w:val="24"/>
-          <w:szCs w:val="24"/>
-        </w:rPr>
-        <w:br/>
-      </w:r>
-      <w:r>
-        <w:rPr>
-          <w:rFonts w:ascii="Segoe UI Symbol" w:hAnsi="Segoe UI Symbol" w:cs="Segoe UI Symbol"/>
-          <w:sz w:val="24"/>
-          <w:szCs w:val="24"/>
-        </w:rPr>
-        <w:t>❑</w:t>
-      </w:r>
-      <w:r>
-        <w:rPr>
-          <w:sz w:val="24"/>
-          <w:szCs w:val="24"/>
-        </w:rPr>
-        <w:t xml:space="preserve"> Alice orders 100 shares of stock from Bob </w:t>
-      </w:r>
-      <w:r>
-        <w:rPr>
-          <w:rFonts w:ascii="Segoe UI Symbol" w:hAnsi="Segoe UI Symbol" w:cs="Segoe UI Symbol"/>
-          <w:sz w:val="24"/>
-          <w:szCs w:val="24"/>
-        </w:rPr>
-        <w:t>❑</w:t>
-      </w:r>
-      <w:r>
-        <w:rPr>
-          <w:sz w:val="24"/>
-          <w:szCs w:val="24"/>
-        </w:rPr>
-        <w:t xml:space="preserve"> Alice signs order with her private key </w:t>
-      </w:r>
-      <w:r>
-        <w:rPr>
-          <w:rFonts w:ascii="Segoe UI Symbol" w:hAnsi="Segoe UI Symbol" w:cs="Segoe UI Symbol"/>
-          <w:sz w:val="24"/>
-          <w:szCs w:val="24"/>
-        </w:rPr>
-        <w:t>❑</w:t>
-      </w:r>
-      <w:r>
-        <w:rPr>
-          <w:sz w:val="24"/>
-          <w:szCs w:val="24"/>
-        </w:rPr>
-        <w:t xml:space="preserve"> Stock drops, Alice claims she did not order </w:t>
-      </w:r>
-      <w:r>
-        <w:rPr>
-          <w:rFonts w:ascii="Segoe UI Symbol" w:hAnsi="Segoe UI Symbol" w:cs="Segoe UI Symbol"/>
-          <w:sz w:val="24"/>
-          <w:szCs w:val="24"/>
-        </w:rPr>
-        <w:t>❑</w:t>
-      </w:r>
-      <w:r>
-        <w:rPr>
-          <w:sz w:val="24"/>
-          <w:szCs w:val="24"/>
-        </w:rPr>
-        <w:t xml:space="preserve"> Can Bob prove that Alice placed the order? </w:t>
-      </w:r>
-      <w:r>
-        <w:rPr>
-          <w:rFonts w:ascii="Segoe UI Symbol" w:hAnsi="Segoe UI Symbol" w:cs="Segoe UI Symbol"/>
-          <w:sz w:val="24"/>
-          <w:szCs w:val="24"/>
-        </w:rPr>
-        <w:t>❑</w:t>
-      </w:r>
-      <w:r>
-        <w:rPr>
-          <w:sz w:val="24"/>
-          <w:szCs w:val="24"/>
-        </w:rPr>
-        <w:t xml:space="preserve"> Yes! Alice’s private key used to sign the order </w:t>
-      </w:r>
-      <w:r>
-        <w:rPr>
-          <w:rFonts w:ascii="Cambria Math" w:hAnsi="Cambria Math" w:cs="Cambria Math"/>
-          <w:sz w:val="24"/>
-          <w:szCs w:val="24"/>
-        </w:rPr>
-        <w:t>⎯</w:t>
-      </w:r>
-      <w:r>
-        <w:rPr>
-          <w:sz w:val="24"/>
-          <w:szCs w:val="24"/>
-        </w:rPr>
-        <w:t xml:space="preserve"> only Alice knows her private key </w:t>
-      </w:r>
-      <w:r>
-        <w:rPr>
-          <w:rFonts w:ascii="Segoe UI Symbol" w:hAnsi="Segoe UI Symbol" w:cs="Segoe UI Symbol"/>
-          <w:sz w:val="24"/>
-          <w:szCs w:val="24"/>
-        </w:rPr>
-        <w:t>❑</w:t>
-      </w:r>
-      <w:r>
-        <w:rPr>
-          <w:sz w:val="24"/>
-          <w:szCs w:val="24"/>
-        </w:rPr>
-        <w:t xml:space="preserve"> This assumes Alice’s private key has not been lost/stolen</w:t>
-      </w:r>
-    </w:p>
-    <w:p>
-      <w:pPr>
-        <w:rPr>
-          <w:sz w:val="24"/>
-          <w:szCs w:val="24"/>
-        </w:rPr>
-      </w:pPr>
-    </w:p>
-    <w:p>
-      <w:pPr>
-        <w:rPr>
-          <w:sz w:val="24"/>
-          <w:szCs w:val="24"/>
-        </w:rPr>
-      </w:pPr>
-      <w:r>
-        <w:rPr>
-          <w:b/>
-          <w:color w:val="FF0000"/>
+          <w:rFonts w:ascii="Times New Roman" w:eastAsia="Times New Roman" w:hAnsi="Times New Roman" w:cs="Times New Roman"/>
+          <w:sz w:val="24"/>
+          <w:szCs w:val="24"/>
+        </w:rPr>
+      </w:pPr>
+      <w:r>
+        <w:rPr>
           <w:sz w:val="24"/>
           <w:szCs w:val="24"/>
           <w:highlight w:val="yellow"/>
         </w:rPr>
-        <w:t>Sample Question:</w:t>
-      </w:r>
-      <w:r>
-        <w:rPr>
-          <w:color w:val="FF0000"/>
-          <w:sz w:val="24"/>
-          <w:szCs w:val="24"/>
-        </w:rPr>
-        <w:br/>
-      </w:r>
-      <w:r>
-        <w:rPr>
-          <w:sz w:val="24"/>
-          <w:szCs w:val="24"/>
-        </w:rPr>
-        <w:t>Consider the elliptic curve E : y2 =x</w:t>
-      </w:r>
-      <w:r>
-        <w:rPr>
-          <w:sz w:val="24"/>
-          <w:szCs w:val="24"/>
-          <w:vertAlign w:val="superscript"/>
-        </w:rPr>
-        <w:t>3</w:t>
-      </w:r>
-      <w:r>
-        <w:rPr>
-          <w:sz w:val="24"/>
-          <w:szCs w:val="24"/>
-        </w:rPr>
-        <w:t xml:space="preserve"> + 7x + b (mod 11). </w:t>
-      </w:r>
-      <w:r>
-        <w:rPr>
-          <w:sz w:val="24"/>
-          <w:szCs w:val="24"/>
-        </w:rPr>
-        <w:br/>
-      </w:r>
-      <w:r>
-        <w:rPr>
-          <w:sz w:val="24"/>
-          <w:szCs w:val="24"/>
-        </w:rPr>
-        <w:br/>
-        <w:t xml:space="preserve">a. Determine b so that the point P = (4,5) is on the curve E. </w:t>
-      </w:r>
-      <w:r>
-        <w:rPr>
-          <w:sz w:val="24"/>
-          <w:szCs w:val="24"/>
-        </w:rPr>
-        <w:br/>
-        <w:t xml:space="preserve">b. Using the b found in part a, list all points on E. </w:t>
-      </w:r>
-      <w:r>
-        <w:rPr>
-          <w:sz w:val="24"/>
-          <w:szCs w:val="24"/>
-        </w:rPr>
-        <w:br/>
-        <w:t xml:space="preserve">c. Using the b found in part a, find the sum (4,5) + (5,4) on E. </w:t>
-      </w:r>
-      <w:r>
-        <w:rPr>
-          <w:sz w:val="24"/>
-          <w:szCs w:val="24"/>
-        </w:rPr>
-        <w:br/>
-        <w:t>d. Using the 6 found in part a, find the point 3(4,5).</w:t>
-      </w:r>
-    </w:p>
-    <w:p>
-      <w:pPr>
-        <w:rPr>
-          <w:rFonts w:ascii="Times New Roman" w:eastAsia="Times New Roman" w:hAnsi="Times New Roman" w:cs="Times New Roman"/>
-          <w:sz w:val="24"/>
-          <w:szCs w:val="24"/>
-        </w:rPr>
-      </w:pPr>
+        <w:lastRenderedPageBreak/>
+        <w:br/>
+      </w:r>
       <w:r>
         <w:rPr>
           <w:sz w:val="24"/>
@@ -2011,15 +1966,6 @@
           <w:szCs w:val="24"/>
           <w:highlight w:val="yellow"/>
         </w:rPr>
-        <w:br/>
-      </w:r>
-      <w:r>
-        <w:rPr>
-          <w:sz w:val="24"/>
-          <w:szCs w:val="24"/>
-          <w:highlight w:val="yellow"/>
-        </w:rPr>
-        <w:lastRenderedPageBreak/>
         <w:br/>
       </w:r>
       <w:r>
@@ -3024,6 +2970,7 @@
                 <w:sz w:val="24"/>
                 <w:szCs w:val="24"/>
               </w:rPr>
+              <w:lastRenderedPageBreak/>
               <w:t>2</w:t>
             </w:r>
           </w:p>
@@ -3150,7 +3097,6 @@
                 <w:sz w:val="24"/>
                 <w:szCs w:val="24"/>
               </w:rPr>
-              <w:lastRenderedPageBreak/>
               <w:t>4</w:t>
             </w:r>
           </w:p>
@@ -4328,6 +4274,13 @@
           <w:szCs w:val="24"/>
         </w:rPr>
         <w:br/>
+      </w:r>
+      <w:r>
+        <w:rPr>
+          <w:sz w:val="24"/>
+          <w:szCs w:val="24"/>
+        </w:rPr>
+        <w:lastRenderedPageBreak/>
         <w:t xml:space="preserve">RHS = 4 </w:t>
       </w:r>
       <w:r>
@@ -4358,7 +4311,6 @@
           <w:sz w:val="24"/>
           <w:szCs w:val="24"/>
         </w:rPr>
-        <w:lastRenderedPageBreak/>
         <w:t>👉</w:t>
       </w:r>
       <w:r>
@@ -4860,6 +4812,15 @@
           <w:szCs w:val="24"/>
         </w:rPr>
         <w:lastRenderedPageBreak/>
+        <w:t xml:space="preserve"> </w:t>
+      </w:r>
+      <w:r>
+        <w:rPr>
+          <w:noProof/>
+          <w:color w:val="auto"/>
+          <w:sz w:val="24"/>
+          <w:szCs w:val="24"/>
+        </w:rPr>
         <w:drawing>
           <wp:inline distT="0" distB="0" distL="0" distR="0">
             <wp:extent cx="5248205" cy="5135270"/>
@@ -6052,6 +6013,8 @@
       <w:r>
         <w:t xml:space="preserve"> Active MITM </w:t>
       </w:r>
+      <w:bookmarkStart w:id="0" w:name="_GoBack"/>
+      <w:bookmarkEnd w:id="0"/>
       <w:r>
         <w:br/>
         <w:t xml:space="preserve">        o Attacker modifies messages. </w:t>
@@ -6119,31 +6082,146 @@
           </wp:inline>
         </w:drawing>
       </w:r>
-      <w:bookmarkStart w:id="0" w:name="_GoBack"/>
-      <w:bookmarkEnd w:id="0"/>
     </w:p>
     <w:p>
       <w:pPr>
         <w:pStyle w:val="NormalWeb"/>
-      </w:pPr>
-      <w:r>
         <w:rPr>
           <w:b/>
           <w:bCs/>
           <w:highlight w:val="yellow"/>
         </w:rPr>
-        <w:t>Question:</w:t>
-      </w:r>
-      <w:r>
-        <w:t xml:space="preserve"> What is the primary purpose of the </w:t>
-      </w:r>
-      <w:proofErr w:type="spellStart"/>
-      <w:r>
-        <w:t>Diffie</w:t>
-      </w:r>
-      <w:proofErr w:type="spellEnd"/>
-      <w:r>
-        <w:t>-Hellman (DH) algorithm? Can it be used for encryption or digital signatures?</w:t>
+      </w:pPr>
+    </w:p>
+    <w:p>
+      <w:pPr>
+        <w:pStyle w:val="NormalWeb"/>
+      </w:pPr>
+      <w:r>
+        <w:rPr>
+          <w:rFonts w:ascii="Segoe UI Symbol" w:hAnsi="Segoe UI Symbol" w:cs="Segoe UI Symbol"/>
+        </w:rPr>
+        <w:t>🔴</w:t>
+      </w:r>
+      <w:r>
+        <w:t xml:space="preserve"> </w:t>
+      </w:r>
+      <w:r>
+        <w:rPr>
+          <w:rStyle w:val="Strong"/>
+        </w:rPr>
+        <w:t>What is Public Key Infrastructure (PKI)?</w:t>
+      </w:r>
+    </w:p>
+    <w:p>
+      <w:pPr>
+        <w:pStyle w:val="NormalWeb"/>
+      </w:pPr>
+      <w:r>
+        <w:rPr>
+          <w:rFonts w:ascii="Segoe UI Symbol" w:hAnsi="Segoe UI Symbol" w:cs="Segoe UI Symbol"/>
+        </w:rPr>
+        <w:t>👉</w:t>
+      </w:r>
+      <w:r>
+        <w:t xml:space="preserve"> </w:t>
+      </w:r>
+      <w:r>
+        <w:rPr>
+          <w:rStyle w:val="Strong"/>
+        </w:rPr>
+        <w:t>Public Key Infrastructure (PKI)</w:t>
+      </w:r>
+      <w:r>
+        <w:t xml:space="preserve"> is a system/framework</w:t>
+      </w:r>
+      <w:r>
+        <w:br/>
+        <w:t xml:space="preserve">that uses </w:t>
+      </w:r>
+      <w:r>
+        <w:rPr>
+          <w:rStyle w:val="Strong"/>
+        </w:rPr>
+        <w:t>public key cryptography</w:t>
+      </w:r>
+      <w:r>
+        <w:t xml:space="preserve"> to ensure secure communication.</w:t>
+      </w:r>
+    </w:p>
+    <w:p>
+      <w:pPr>
+        <w:pStyle w:val="Heading2"/>
+      </w:pPr>
+      <w:r>
+        <w:rPr>
+          <w:rFonts w:ascii="Segoe UI Symbol" w:hAnsi="Segoe UI Symbol" w:cs="Segoe UI Symbol"/>
+        </w:rPr>
+        <w:t>🔴</w:t>
+      </w:r>
+      <w:r>
+        <w:t xml:space="preserve"> Symmetric Key Cryptography (Definition)</w:t>
+      </w:r>
+    </w:p>
+    <w:p>
+      <w:pPr>
+        <w:pStyle w:val="NormalWeb"/>
+      </w:pPr>
+      <w:r>
+        <w:rPr>
+          <w:rFonts w:ascii="Segoe UI Symbol" w:hAnsi="Segoe UI Symbol" w:cs="Segoe UI Symbol"/>
+        </w:rPr>
+        <w:t>👉</w:t>
+      </w:r>
+      <w:r>
+        <w:t xml:space="preserve"> </w:t>
+      </w:r>
+      <w:r>
+        <w:rPr>
+          <w:rStyle w:val="Strong"/>
+        </w:rPr>
+        <w:t>Symmetric key cryptography is a type of encryption where the same secret key is used for both encryption and decryption of data.</w:t>
+      </w:r>
+    </w:p>
+    <w:p/>
+    <w:p>
+      <w:pPr>
+        <w:pStyle w:val="Heading2"/>
+      </w:pPr>
+      <w:r>
+        <w:rPr>
+          <w:rFonts w:ascii="Segoe UI Symbol" w:hAnsi="Segoe UI Symbol" w:cs="Segoe UI Symbol"/>
+        </w:rPr>
+        <w:t>🔵</w:t>
+      </w:r>
+      <w:r>
+        <w:t xml:space="preserve"> Public Key Cryptography (Definition)</w:t>
+      </w:r>
+    </w:p>
+    <w:p>
+      <w:pPr>
+        <w:pStyle w:val="NormalWeb"/>
+      </w:pPr>
+      <w:r>
+        <w:rPr>
+          <w:rFonts w:ascii="Segoe UI Symbol" w:hAnsi="Segoe UI Symbol" w:cs="Segoe UI Symbol"/>
+        </w:rPr>
+        <w:t>👉</w:t>
+      </w:r>
+      <w:r>
+        <w:t xml:space="preserve"> </w:t>
+      </w:r>
+      <w:r>
+        <w:rPr>
+          <w:rStyle w:val="Strong"/>
+        </w:rPr>
+        <w:t>Public key cryptography is a type of encryption that uses a pair of keys—a public key for encryption a</w:t>
+      </w:r>
+      <w:r>
+        <w:rPr>
+          <w:rStyle w:val="Strong"/>
+        </w:rPr>
+        <w:t>nd a private key for decryption.</w:t>
       </w:r>
     </w:p>
     <w:p>
@@ -6156,59 +6234,15 @@
           <w:bCs/>
           <w:highlight w:val="yellow"/>
         </w:rPr>
-        <w:t>Answer:</w:t>
-      </w:r>
-      <w:r>
-        <w:t xml:space="preserve"> The purpose of DH is </w:t>
-      </w:r>
-      <w:r>
-        <w:rPr>
-          <w:b/>
-          <w:bCs/>
-        </w:rPr>
-        <w:t>Key Exchange</w:t>
-      </w:r>
-      <w:r>
-        <w:t xml:space="preserve">—to establish a shared symmetric key over an insecure channel. It is </w:t>
-      </w:r>
-      <w:r>
-        <w:rPr>
-          <w:b/>
-          <w:bCs/>
-        </w:rPr>
-        <w:t>not</w:t>
-      </w:r>
-      <w:r>
-        <w:t xml:space="preserve"> designed for encryption or digital signing.</w:t>
-      </w:r>
-    </w:p>
-    <w:p>
-      <w:pPr>
-        <w:pStyle w:val="NormalWeb"/>
-      </w:pPr>
+        <w:lastRenderedPageBreak/>
+        <w:t xml:space="preserve"> </w:t>
+      </w:r>
       <w:r>
         <w:rPr>
           <w:b/>
           <w:bCs/>
           <w:highlight w:val="yellow"/>
         </w:rPr>
-        <w:t>Question:</w:t>
-      </w:r>
-      <w:r>
-        <w:t xml:space="preserve"> What mathematical problem is the security of </w:t>
-      </w:r>
-      <w:proofErr w:type="spellStart"/>
-      <w:r>
-        <w:t>Diffie</w:t>
-      </w:r>
-      <w:proofErr w:type="spellEnd"/>
-      <w:r>
-        <w:t>-Hellman based on?</w:t>
-      </w:r>
-      <w:r>
-        <w:br/>
-      </w:r>
-      <w:r>
         <w:br/>
       </w:r>
       <w:r>
@@ -6217,53 +6251,18 @@
           <w:bCs/>
           <w:highlight w:val="yellow"/>
         </w:rPr>
-        <w:t>Answer:</w:t>
-      </w:r>
-      <w:r>
-        <w:t xml:space="preserve"> It is based on the </w:t>
-      </w:r>
-      <w:r>
-        <w:rPr>
-          <w:b/>
-          <w:bCs/>
-        </w:rPr>
-        <w:t>Discrete Logarithm Problem</w:t>
-      </w:r>
-      <w:r>
-        <w:t xml:space="preserve"> (Given </w:t>
-      </w:r>
-      <w:proofErr w:type="spellStart"/>
-      <w:r>
-        <w:rPr>
-          <w:rStyle w:val="math-inline"/>
-        </w:rPr>
-        <w:t>g</w:t>
-      </w:r>
-      <w:r>
-        <w:rPr>
-          <w:rStyle w:val="math-inline"/>
-          <w:vertAlign w:val="superscript"/>
-        </w:rPr>
-        <w:t>k</w:t>
-      </w:r>
-      <w:proofErr w:type="spellEnd"/>
-      <w:r>
-        <w:rPr>
-          <w:rStyle w:val="math-inline"/>
-        </w:rPr>
-        <w:t xml:space="preserve"> (mod p)</w:t>
-      </w:r>
-      <w:r>
-        <w:t xml:space="preserve">, it is computationally hard to find the exponent </w:t>
-      </w:r>
-      <w:r>
-        <w:rPr>
-          <w:rStyle w:val="math-inline"/>
-        </w:rPr>
-        <w:t>k</w:t>
-      </w:r>
-      <w:r>
-        <w:t>).</w:t>
+        <w:t>Question:</w:t>
+      </w:r>
+      <w:r>
+        <w:t xml:space="preserve"> What is the primary purpose of the </w:t>
+      </w:r>
+      <w:proofErr w:type="spellStart"/>
+      <w:r>
+        <w:t>Diffie</w:t>
+      </w:r>
+      <w:proofErr w:type="spellEnd"/>
+      <w:r>
+        <w:t>-Hellman (DH) algorithm? Can it be used for encryption or digital signatures?</w:t>
       </w:r>
     </w:p>
     <w:p>
@@ -6276,28 +6275,59 @@
           <w:bCs/>
           <w:highlight w:val="yellow"/>
         </w:rPr>
-        <w:t>Question:</w:t>
-      </w:r>
-      <w:r>
-        <w:t xml:space="preserve"> Explain the Man-in-the-Middle (MITM) attack on </w:t>
-      </w:r>
-      <w:proofErr w:type="spellStart"/>
-      <w:r>
-        <w:t>Diffie</w:t>
-      </w:r>
-      <w:proofErr w:type="spellEnd"/>
-      <w:r>
-        <w:t>-Hellman. How can it be prevented?</w:t>
-      </w:r>
-      <w:r>
-        <w:br/>
-      </w:r>
+        <w:t>Answer:</w:t>
+      </w:r>
+      <w:r>
+        <w:t xml:space="preserve"> The purpose of DH is </w:t>
+      </w:r>
+      <w:r>
+        <w:rPr>
+          <w:b/>
+          <w:bCs/>
+        </w:rPr>
+        <w:t>Key Exchange</w:t>
+      </w:r>
+      <w:r>
+        <w:t xml:space="preserve">—to establish a shared symmetric key over an insecure channel. It is </w:t>
+      </w:r>
+      <w:r>
+        <w:rPr>
+          <w:b/>
+          <w:bCs/>
+        </w:rPr>
+        <w:t>not</w:t>
+      </w:r>
+      <w:r>
+        <w:t xml:space="preserve"> designed for encryption or digital signing.</w:t>
+      </w:r>
+    </w:p>
+    <w:p>
+      <w:pPr>
+        <w:pStyle w:val="NormalWeb"/>
+      </w:pPr>
       <w:r>
         <w:rPr>
           <w:b/>
           <w:bCs/>
           <w:highlight w:val="yellow"/>
         </w:rPr>
+        <w:t>Question:</w:t>
+      </w:r>
+      <w:r>
+        <w:t xml:space="preserve"> What mathematical problem is the security of </w:t>
+      </w:r>
+      <w:proofErr w:type="spellStart"/>
+      <w:r>
+        <w:t>Diffie</w:t>
+      </w:r>
+      <w:proofErr w:type="spellEnd"/>
+      <w:r>
+        <w:t>-Hellman based on?</w:t>
+      </w:r>
+      <w:r>
+        <w:br/>
+      </w:r>
+      <w:r>
         <w:br/>
       </w:r>
       <w:r>
@@ -6309,17 +6339,50 @@
         <w:t>Answer:</w:t>
       </w:r>
       <w:r>
-        <w:t xml:space="preserve"> In an MITM attack, an attacker (Trudy) intercepts the messages between Alice and Bob. Alice thinks she is talking to Bob, and Bob thinks he is talking to Alice, but both are actually sharing keys with Trudy. It can be prevented using </w:t>
+        <w:t xml:space="preserve"> It is based on the </w:t>
       </w:r>
       <w:r>
         <w:rPr>
           <w:b/>
           <w:bCs/>
         </w:rPr>
-        <w:t>Digital Signatures, Public Key Certificates, or PKI</w:t>
-      </w:r>
-      <w:r>
-        <w:t>.</w:t>
+        <w:t>Discrete Logarithm Problem</w:t>
+      </w:r>
+      <w:r>
+        <w:t xml:space="preserve"> (Given </w:t>
+      </w:r>
+      <w:proofErr w:type="spellStart"/>
+      <w:r>
+        <w:rPr>
+          <w:rStyle w:val="math-inline"/>
+        </w:rPr>
+        <w:t>g</w:t>
+      </w:r>
+      <w:r>
+        <w:rPr>
+          <w:rStyle w:val="math-inline"/>
+          <w:vertAlign w:val="superscript"/>
+        </w:rPr>
+        <w:t>k</w:t>
+      </w:r>
+      <w:proofErr w:type="spellEnd"/>
+      <w:r>
+        <w:rPr>
+          <w:rStyle w:val="math-inline"/>
+        </w:rPr>
+        <w:t xml:space="preserve"> (mod p)</w:t>
+      </w:r>
+      <w:r>
+        <w:t xml:space="preserve">, it is computationally hard to find the exponent </w:t>
+      </w:r>
+      <w:r>
+        <w:rPr>
+          <w:rStyle w:val="math-inline"/>
+        </w:rPr>
+        <w:t>k</w:t>
+      </w:r>
+      <w:r>
+        <w:t>).</w:t>
       </w:r>
     </w:p>
     <w:p>
@@ -6335,20 +6398,75 @@
         <w:t>Question:</w:t>
       </w:r>
       <w:r>
-        <w:t xml:space="preserve"> Why is ECC considered more "efficient" than RSA?</w:t>
-      </w:r>
-    </w:p>
-    <w:p>
-      <w:pPr>
-        <w:pStyle w:val="NormalWeb"/>
-      </w:pPr>
+        <w:t xml:space="preserve"> Explain the Man-in-the-Middle (MITM) attack on </w:t>
+      </w:r>
+      <w:proofErr w:type="spellStart"/>
+      <w:r>
+        <w:t>Diffie</w:t>
+      </w:r>
+      <w:proofErr w:type="spellEnd"/>
+      <w:r>
+        <w:t>-Hellman. How can it be prevented?</w:t>
+      </w:r>
+      <w:r>
+        <w:br/>
+      </w:r>
       <w:r>
         <w:rPr>
           <w:b/>
           <w:bCs/>
           <w:highlight w:val="yellow"/>
         </w:rPr>
-        <w:lastRenderedPageBreak/>
+        <w:br/>
+      </w:r>
+      <w:r>
+        <w:rPr>
+          <w:b/>
+          <w:bCs/>
+          <w:highlight w:val="yellow"/>
+        </w:rPr>
+        <w:t>Answer:</w:t>
+      </w:r>
+      <w:r>
+        <w:t xml:space="preserve"> In an MITM attack, an attacker (Trudy) intercepts the messages between Alice and Bob. Alice thinks she is talking to Bob, and Bob thinks he is talking to Alice, but both are actually sharing keys with Trudy. It can be prevented using </w:t>
+      </w:r>
+      <w:r>
+        <w:rPr>
+          <w:b/>
+          <w:bCs/>
+        </w:rPr>
+        <w:t>Digital Signatures, Public Key Certificates, or PKI</w:t>
+      </w:r>
+      <w:r>
+        <w:t>.</w:t>
+      </w:r>
+    </w:p>
+    <w:p>
+      <w:pPr>
+        <w:pStyle w:val="NormalWeb"/>
+      </w:pPr>
+      <w:r>
+        <w:rPr>
+          <w:b/>
+          <w:bCs/>
+          <w:highlight w:val="yellow"/>
+        </w:rPr>
+        <w:t>Question:</w:t>
+      </w:r>
+      <w:r>
+        <w:t xml:space="preserve"> Why is ECC considered more "efficient" than RSA?</w:t>
+      </w:r>
+    </w:p>
+    <w:p>
+      <w:pPr>
+        <w:pStyle w:val="NormalWeb"/>
+      </w:pPr>
+      <w:r>
+        <w:rPr>
+          <w:b/>
+          <w:bCs/>
+          <w:highlight w:val="yellow"/>
+        </w:rPr>
         <w:t>Answer:</w:t>
       </w:r>
       <w:r>
@@ -6848,9 +6966,9 @@
     </w:lvl>
   </w:abstractNum>
   <w:abstractNum w:abstractNumId="3" w15:restartNumberingAfterBreak="0">
-    <w:nsid w:val="35FC32FD"/>
+    <w:nsid w:val="308D5889"/>
     <w:multiLevelType w:val="multilevel"/>
-    <w:tmpl w:val="BF5EF882"/>
+    <w:tmpl w:val="915A9CEC"/>
     <w:lvl w:ilvl="0">
       <w:start w:val="1"/>
       <w:numFmt w:val="bullet"/>
@@ -6997,9 +7115,9 @@
     </w:lvl>
   </w:abstractNum>
   <w:abstractNum w:abstractNumId="4" w15:restartNumberingAfterBreak="0">
-    <w:nsid w:val="38985958"/>
+    <w:nsid w:val="35FC32FD"/>
     <w:multiLevelType w:val="multilevel"/>
-    <w:tmpl w:val="B1301654"/>
+    <w:tmpl w:val="BF5EF882"/>
     <w:lvl w:ilvl="0">
       <w:start w:val="1"/>
       <w:numFmt w:val="bullet"/>
@@ -7146,9 +7264,9 @@
     </w:lvl>
   </w:abstractNum>
   <w:abstractNum w:abstractNumId="5" w15:restartNumberingAfterBreak="0">
-    <w:nsid w:val="612D3533"/>
+    <w:nsid w:val="38985958"/>
     <w:multiLevelType w:val="multilevel"/>
-    <w:tmpl w:val="69263722"/>
+    <w:tmpl w:val="B1301654"/>
     <w:lvl w:ilvl="0">
       <w:start w:val="1"/>
       <w:numFmt w:val="bullet"/>
@@ -7294,8 +7412,306 @@
       </w:rPr>
     </w:lvl>
   </w:abstractNum>
+  <w:abstractNum w:abstractNumId="6" w15:restartNumberingAfterBreak="0">
+    <w:nsid w:val="52473FC8"/>
+    <w:multiLevelType w:val="multilevel"/>
+    <w:tmpl w:val="56CC3896"/>
+    <w:lvl w:ilvl="0">
+      <w:start w:val="1"/>
+      <w:numFmt w:val="bullet"/>
+      <w:lvlText w:val=""/>
+      <w:lvlJc w:val="left"/>
+      <w:pPr>
+        <w:tabs>
+          <w:tab w:val="num" w:pos="720"/>
+        </w:tabs>
+        <w:ind w:left="720" w:hanging="360"/>
+      </w:pPr>
+      <w:rPr>
+        <w:rFonts w:ascii="Symbol" w:hAnsi="Symbol" w:hint="default"/>
+        <w:sz w:val="20"/>
+      </w:rPr>
+    </w:lvl>
+    <w:lvl w:ilvl="1" w:tentative="1">
+      <w:start w:val="1"/>
+      <w:numFmt w:val="bullet"/>
+      <w:lvlText w:val="o"/>
+      <w:lvlJc w:val="left"/>
+      <w:pPr>
+        <w:tabs>
+          <w:tab w:val="num" w:pos="1440"/>
+        </w:tabs>
+        <w:ind w:left="1440" w:hanging="360"/>
+      </w:pPr>
+      <w:rPr>
+        <w:rFonts w:ascii="Courier New" w:hAnsi="Courier New" w:hint="default"/>
+        <w:sz w:val="20"/>
+      </w:rPr>
+    </w:lvl>
+    <w:lvl w:ilvl="2" w:tentative="1">
+      <w:start w:val="1"/>
+      <w:numFmt w:val="bullet"/>
+      <w:lvlText w:val=""/>
+      <w:lvlJc w:val="left"/>
+      <w:pPr>
+        <w:tabs>
+          <w:tab w:val="num" w:pos="2160"/>
+        </w:tabs>
+        <w:ind w:left="2160" w:hanging="360"/>
+      </w:pPr>
+      <w:rPr>
+        <w:rFonts w:ascii="Wingdings" w:hAnsi="Wingdings" w:hint="default"/>
+        <w:sz w:val="20"/>
+      </w:rPr>
+    </w:lvl>
+    <w:lvl w:ilvl="3" w:tentative="1">
+      <w:start w:val="1"/>
+      <w:numFmt w:val="bullet"/>
+      <w:lvlText w:val=""/>
+      <w:lvlJc w:val="left"/>
+      <w:pPr>
+        <w:tabs>
+          <w:tab w:val="num" w:pos="2880"/>
+        </w:tabs>
+        <w:ind w:left="2880" w:hanging="360"/>
+      </w:pPr>
+      <w:rPr>
+        <w:rFonts w:ascii="Wingdings" w:hAnsi="Wingdings" w:hint="default"/>
+        <w:sz w:val="20"/>
+      </w:rPr>
+    </w:lvl>
+    <w:lvl w:ilvl="4" w:tentative="1">
+      <w:start w:val="1"/>
+      <w:numFmt w:val="bullet"/>
+      <w:lvlText w:val=""/>
+      <w:lvlJc w:val="left"/>
+      <w:pPr>
+        <w:tabs>
+          <w:tab w:val="num" w:pos="3600"/>
+        </w:tabs>
+        <w:ind w:left="3600" w:hanging="360"/>
+      </w:pPr>
+      <w:rPr>
+        <w:rFonts w:ascii="Wingdings" w:hAnsi="Wingdings" w:hint="default"/>
+        <w:sz w:val="20"/>
+      </w:rPr>
+    </w:lvl>
+    <w:lvl w:ilvl="5" w:tentative="1">
+      <w:start w:val="1"/>
+      <w:numFmt w:val="bullet"/>
+      <w:lvlText w:val=""/>
+      <w:lvlJc w:val="left"/>
+      <w:pPr>
+        <w:tabs>
+          <w:tab w:val="num" w:pos="4320"/>
+        </w:tabs>
+        <w:ind w:left="4320" w:hanging="360"/>
+      </w:pPr>
+      <w:rPr>
+        <w:rFonts w:ascii="Wingdings" w:hAnsi="Wingdings" w:hint="default"/>
+        <w:sz w:val="20"/>
+      </w:rPr>
+    </w:lvl>
+    <w:lvl w:ilvl="6" w:tentative="1">
+      <w:start w:val="1"/>
+      <w:numFmt w:val="bullet"/>
+      <w:lvlText w:val=""/>
+      <w:lvlJc w:val="left"/>
+      <w:pPr>
+        <w:tabs>
+          <w:tab w:val="num" w:pos="5040"/>
+        </w:tabs>
+        <w:ind w:left="5040" w:hanging="360"/>
+      </w:pPr>
+      <w:rPr>
+        <w:rFonts w:ascii="Wingdings" w:hAnsi="Wingdings" w:hint="default"/>
+        <w:sz w:val="20"/>
+      </w:rPr>
+    </w:lvl>
+    <w:lvl w:ilvl="7" w:tentative="1">
+      <w:start w:val="1"/>
+      <w:numFmt w:val="bullet"/>
+      <w:lvlText w:val=""/>
+      <w:lvlJc w:val="left"/>
+      <w:pPr>
+        <w:tabs>
+          <w:tab w:val="num" w:pos="5760"/>
+        </w:tabs>
+        <w:ind w:left="5760" w:hanging="360"/>
+      </w:pPr>
+      <w:rPr>
+        <w:rFonts w:ascii="Wingdings" w:hAnsi="Wingdings" w:hint="default"/>
+        <w:sz w:val="20"/>
+      </w:rPr>
+    </w:lvl>
+    <w:lvl w:ilvl="8" w:tentative="1">
+      <w:start w:val="1"/>
+      <w:numFmt w:val="bullet"/>
+      <w:lvlText w:val=""/>
+      <w:lvlJc w:val="left"/>
+      <w:pPr>
+        <w:tabs>
+          <w:tab w:val="num" w:pos="6480"/>
+        </w:tabs>
+        <w:ind w:left="6480" w:hanging="360"/>
+      </w:pPr>
+      <w:rPr>
+        <w:rFonts w:ascii="Wingdings" w:hAnsi="Wingdings" w:hint="default"/>
+        <w:sz w:val="20"/>
+      </w:rPr>
+    </w:lvl>
+  </w:abstractNum>
+  <w:abstractNum w:abstractNumId="7" w15:restartNumberingAfterBreak="0">
+    <w:nsid w:val="612D3533"/>
+    <w:multiLevelType w:val="multilevel"/>
+    <w:tmpl w:val="69263722"/>
+    <w:lvl w:ilvl="0">
+      <w:start w:val="1"/>
+      <w:numFmt w:val="bullet"/>
+      <w:lvlText w:val=""/>
+      <w:lvlJc w:val="left"/>
+      <w:pPr>
+        <w:tabs>
+          <w:tab w:val="num" w:pos="720"/>
+        </w:tabs>
+        <w:ind w:left="720" w:hanging="360"/>
+      </w:pPr>
+      <w:rPr>
+        <w:rFonts w:ascii="Symbol" w:hAnsi="Symbol" w:hint="default"/>
+        <w:sz w:val="20"/>
+      </w:rPr>
+    </w:lvl>
+    <w:lvl w:ilvl="1" w:tentative="1">
+      <w:start w:val="1"/>
+      <w:numFmt w:val="bullet"/>
+      <w:lvlText w:val="o"/>
+      <w:lvlJc w:val="left"/>
+      <w:pPr>
+        <w:tabs>
+          <w:tab w:val="num" w:pos="1440"/>
+        </w:tabs>
+        <w:ind w:left="1440" w:hanging="360"/>
+      </w:pPr>
+      <w:rPr>
+        <w:rFonts w:ascii="Courier New" w:hAnsi="Courier New" w:hint="default"/>
+        <w:sz w:val="20"/>
+      </w:rPr>
+    </w:lvl>
+    <w:lvl w:ilvl="2" w:tentative="1">
+      <w:start w:val="1"/>
+      <w:numFmt w:val="bullet"/>
+      <w:lvlText w:val=""/>
+      <w:lvlJc w:val="left"/>
+      <w:pPr>
+        <w:tabs>
+          <w:tab w:val="num" w:pos="2160"/>
+        </w:tabs>
+        <w:ind w:left="2160" w:hanging="360"/>
+      </w:pPr>
+      <w:rPr>
+        <w:rFonts w:ascii="Wingdings" w:hAnsi="Wingdings" w:hint="default"/>
+        <w:sz w:val="20"/>
+      </w:rPr>
+    </w:lvl>
+    <w:lvl w:ilvl="3" w:tentative="1">
+      <w:start w:val="1"/>
+      <w:numFmt w:val="bullet"/>
+      <w:lvlText w:val=""/>
+      <w:lvlJc w:val="left"/>
+      <w:pPr>
+        <w:tabs>
+          <w:tab w:val="num" w:pos="2880"/>
+        </w:tabs>
+        <w:ind w:left="2880" w:hanging="360"/>
+      </w:pPr>
+      <w:rPr>
+        <w:rFonts w:ascii="Wingdings" w:hAnsi="Wingdings" w:hint="default"/>
+        <w:sz w:val="20"/>
+      </w:rPr>
+    </w:lvl>
+    <w:lvl w:ilvl="4" w:tentative="1">
+      <w:start w:val="1"/>
+      <w:numFmt w:val="bullet"/>
+      <w:lvlText w:val=""/>
+      <w:lvlJc w:val="left"/>
+      <w:pPr>
+        <w:tabs>
+          <w:tab w:val="num" w:pos="3600"/>
+        </w:tabs>
+        <w:ind w:left="3600" w:hanging="360"/>
+      </w:pPr>
+      <w:rPr>
+        <w:rFonts w:ascii="Wingdings" w:hAnsi="Wingdings" w:hint="default"/>
+        <w:sz w:val="20"/>
+      </w:rPr>
+    </w:lvl>
+    <w:lvl w:ilvl="5" w:tentative="1">
+      <w:start w:val="1"/>
+      <w:numFmt w:val="bullet"/>
+      <w:lvlText w:val=""/>
+      <w:lvlJc w:val="left"/>
+      <w:pPr>
+        <w:tabs>
+          <w:tab w:val="num" w:pos="4320"/>
+        </w:tabs>
+        <w:ind w:left="4320" w:hanging="360"/>
+      </w:pPr>
+      <w:rPr>
+        <w:rFonts w:ascii="Wingdings" w:hAnsi="Wingdings" w:hint="default"/>
+        <w:sz w:val="20"/>
+      </w:rPr>
+    </w:lvl>
+    <w:lvl w:ilvl="6" w:tentative="1">
+      <w:start w:val="1"/>
+      <w:numFmt w:val="bullet"/>
+      <w:lvlText w:val=""/>
+      <w:lvlJc w:val="left"/>
+      <w:pPr>
+        <w:tabs>
+          <w:tab w:val="num" w:pos="5040"/>
+        </w:tabs>
+        <w:ind w:left="5040" w:hanging="360"/>
+      </w:pPr>
+      <w:rPr>
+        <w:rFonts w:ascii="Wingdings" w:hAnsi="Wingdings" w:hint="default"/>
+        <w:sz w:val="20"/>
+      </w:rPr>
+    </w:lvl>
+    <w:lvl w:ilvl="7" w:tentative="1">
+      <w:start w:val="1"/>
+      <w:numFmt w:val="bullet"/>
+      <w:lvlText w:val=""/>
+      <w:lvlJc w:val="left"/>
+      <w:pPr>
+        <w:tabs>
+          <w:tab w:val="num" w:pos="5760"/>
+        </w:tabs>
+        <w:ind w:left="5760" w:hanging="360"/>
+      </w:pPr>
+      <w:rPr>
+        <w:rFonts w:ascii="Wingdings" w:hAnsi="Wingdings" w:hint="default"/>
+        <w:sz w:val="20"/>
+      </w:rPr>
+    </w:lvl>
+    <w:lvl w:ilvl="8" w:tentative="1">
+      <w:start w:val="1"/>
+      <w:numFmt w:val="bullet"/>
+      <w:lvlText w:val=""/>
+      <w:lvlJc w:val="left"/>
+      <w:pPr>
+        <w:tabs>
+          <w:tab w:val="num" w:pos="6480"/>
+        </w:tabs>
+        <w:ind w:left="6480" w:hanging="360"/>
+      </w:pPr>
+      <w:rPr>
+        <w:rFonts w:ascii="Wingdings" w:hAnsi="Wingdings" w:hint="default"/>
+        <w:sz w:val="20"/>
+      </w:rPr>
+    </w:lvl>
+  </w:abstractNum>
   <w:num w:numId="1">
-    <w:abstractNumId w:val="4"/>
+    <w:abstractNumId w:val="5"/>
   </w:num>
   <w:num w:numId="2">
     <w:abstractNumId w:val="2"/>
@@ -7304,13 +7720,19 @@
     <w:abstractNumId w:val="1"/>
   </w:num>
   <w:num w:numId="4">
-    <w:abstractNumId w:val="5"/>
+    <w:abstractNumId w:val="7"/>
   </w:num>
   <w:num w:numId="5">
-    <w:abstractNumId w:val="3"/>
+    <w:abstractNumId w:val="4"/>
   </w:num>
   <w:num w:numId="6">
     <w:abstractNumId w:val="0"/>
+  </w:num>
+  <w:num w:numId="7">
+    <w:abstractNumId w:val="6"/>
+  </w:num>
+  <w:num w:numId="8">
+    <w:abstractNumId w:val="3"/>
   </w:num>
 </w:numbering>
 </file>
@@ -8196,7 +8618,7 @@
 </file>
 
 <file path=customXml/itemProps1.xml><?xml version="1.0" encoding="utf-8"?>
-<ds:datastoreItem xmlns:ds="http://schemas.openxmlformats.org/officeDocument/2006/customXml" ds:itemID="{98788BD4-F6BA-40CB-AD54-041FC65D372B}">
+<ds:datastoreItem xmlns:ds="http://schemas.openxmlformats.org/officeDocument/2006/customXml" ds:itemID="{BE5395E4-4459-40A9-9307-0092D12BE2B5}">
   <ds:schemaRefs>
     <ds:schemaRef ds:uri="http://schemas.openxmlformats.org/officeDocument/2006/bibliography"/>
   </ds:schemaRefs>
